--- a/projects/valuepickr-open-screen/docs/Kwality Pharmaceuticals.docx
+++ b/projects/valuepickr-open-screen/docs/Kwality Pharmaceuticals.docx
@@ -232,6 +232,624 @@
         <w:spacing w:after="120" w:before="280"/>
       </w:pPr>
       <w:r>
+        <w:t xml:space="preserve">Guidance &amp; Expectation Gap</w:t>
+      </w:r>
+    </w:p>
+    <w:p>
+      <w:pPr>
+        <w:spacing w:after="120"/>
+      </w:pPr>
+      <w:r>
+        <w:rPr>
+          <w:i/>
+          <w:iCs/>
+          <w:color w:val="666666"/>
+          <w:sz w:val="18"/>
+          <w:szCs w:val="18"/>
+        </w:rPr>
+        <w:t xml:space="preserve">Management guidance decoded into commitments, graded on the expectation → action → operational → commercial → financial ladder, then compared to what the current price appears to assume. Method: playbook/guidance-and-expectation-gap.md.</w:t>
+      </w:r>
+    </w:p>
+    <w:p>
+      <w:pPr>
+        <w:spacing w:after="120"/>
+      </w:pPr>
+      <w:r>
+        <w:rPr>
+          <w:b/>
+          <w:bCs/>
+          <w:sz w:val="20"/>
+          <w:szCs w:val="20"/>
+        </w:rPr>
+        <w:t xml:space="preserve">Market expectation vs. our path:</w:t>
+      </w:r>
+    </w:p>
+    <w:tbl>
+      <w:tblPr>
+        <w:tblW w:type="dxa" w:w="9000"/>
+        <w:tblBorders>
+          <w:top w:val="single" w:color="auto" w:sz="4"/>
+          <w:left w:val="single" w:color="auto" w:sz="4"/>
+          <w:bottom w:val="single" w:color="auto" w:sz="4"/>
+          <w:right w:val="single" w:color="auto" w:sz="4"/>
+          <w:insideH w:val="single" w:color="auto" w:sz="4"/>
+          <w:insideV w:val="single" w:color="auto" w:sz="4"/>
+        </w:tblBorders>
+      </w:tblPr>
+      <w:tblGrid>
+        <w:gridCol w:w="3200"/>
+        <w:gridCol w:w="5800"/>
+      </w:tblGrid>
+      <w:tr>
+        <w:tc>
+          <w:tcPr>
+            <w:tcW w:type="dxa" w:w="3200"/>
+            <w:shd w:fill="F2F2F2" w:val="clear"/>
+          </w:tcPr>
+          <w:p>
+            <w:r>
+              <w:rPr>
+                <w:b/>
+                <w:bCs/>
+              </w:rPr>
+              <w:t xml:space="preserve">As of</w:t>
+            </w:r>
+          </w:p>
+        </w:tc>
+        <w:tc>
+          <w:tcPr>
+            <w:tcW w:type="dxa" w:w="5800"/>
+          </w:tcPr>
+          <w:p>
+            <w:r>
+              <w:t xml:space="preserve">2026-09-09</w:t>
+            </w:r>
+          </w:p>
+        </w:tc>
+      </w:tr>
+      <w:tr>
+        <w:tc>
+          <w:tcPr>
+            <w:tcW w:type="dxa" w:w="3200"/>
+            <w:shd w:fill="F2F2F2" w:val="clear"/>
+          </w:tcPr>
+          <w:p>
+            <w:r>
+              <w:rPr>
+                <w:b/>
+                <w:bCs/>
+              </w:rPr>
+              <w:t xml:space="preserve">Price / multiple</w:t>
+            </w:r>
+          </w:p>
+        </w:tc>
+        <w:tc>
+          <w:tcPr>
+            <w:tcW w:type="dxa" w:w="5800"/>
+          </w:tcPr>
+          <w:p>
+            <w:r>
+              <w:t xml:space="preserve">Rs 3577 · 45.4x P/E · 30x EV/EBITDA</w:t>
+            </w:r>
+          </w:p>
+        </w:tc>
+      </w:tr>
+      <w:tr>
+        <w:tc>
+          <w:tcPr>
+            <w:tcW w:type="dxa" w:w="3200"/>
+            <w:shd w:fill="F2F2F2" w:val="clear"/>
+          </w:tcPr>
+          <w:p>
+            <w:r>
+              <w:rPr>
+                <w:b/>
+                <w:bCs/>
+              </w:rPr>
+              <w:t xml:space="preserve">Right valuation lens</w:t>
+            </w:r>
+          </w:p>
+        </w:tc>
+        <w:tc>
+          <w:tcPr>
+            <w:tcW w:type="dxa" w:w="5800"/>
+          </w:tcPr>
+          <w:p>
+            <w:r>
+              <w:t xml:space="preserve">P/E</w:t>
+            </w:r>
+          </w:p>
+        </w:tc>
+      </w:tr>
+      <w:tr>
+        <w:tc>
+          <w:tcPr>
+            <w:tcW w:type="dxa" w:w="3200"/>
+            <w:shd w:fill="F2F2F2" w:val="clear"/>
+          </w:tcPr>
+          <w:p>
+            <w:r>
+              <w:rPr>
+                <w:b/>
+                <w:bCs/>
+              </w:rPr>
+              <w:t xml:space="preserve">Price implies</w:t>
+            </w:r>
+          </w:p>
+        </w:tc>
+        <w:tc>
+          <w:tcPr>
+            <w:tcW w:type="dxa" w:w="5800"/>
+          </w:tcPr>
+          <w:p>
+            <w:r>
+              <w:t xml:space="preserve">~45x trailing / ~10x book after a ~8x one-year run; the multiple prices the FY29 guidance (Rs 1,000-1,100 Cr revenue, &gt;Rs 100 Cr PAT, 26-30% EBITDA margin via oncology mix-shift) as largely delivered -- needs ~35-40% EPS CAGR held for 3-4 years against a ~20-25x pharma exit</w:t>
+            </w:r>
+          </w:p>
+        </w:tc>
+      </w:tr>
+      <w:tr>
+        <w:tc>
+          <w:tcPr>
+            <w:tcW w:type="dxa" w:w="3200"/>
+            <w:shd w:fill="F2F2F2" w:val="clear"/>
+          </w:tcPr>
+          <w:p>
+            <w:r>
+              <w:rPr>
+                <w:b/>
+                <w:bCs/>
+              </w:rPr>
+              <w:t xml:space="preserve">Our FY27</w:t>
+            </w:r>
+          </w:p>
+        </w:tc>
+        <w:tc>
+          <w:tcPr>
+            <w:tcW w:type="dxa" w:w="5800"/>
+          </w:tcPr>
+          <w:p>
+            <w:r>
+              <w:t xml:space="preserve">revenue toward the guided ~Rs 650 Cr (+30%+), EBITDA margin rising on oncology / hormones mix, PAT &gt;Rs 100 Cr -- Q1 FY27 (+46% revenue / +119% PAT) is tracking</w:t>
+            </w:r>
+          </w:p>
+        </w:tc>
+      </w:tr>
+      <w:tr>
+        <w:tc>
+          <w:tcPr>
+            <w:tcW w:type="dxa" w:w="3200"/>
+            <w:shd w:fill="F2F2F2" w:val="clear"/>
+          </w:tcPr>
+          <w:p>
+            <w:r>
+              <w:rPr>
+                <w:b/>
+                <w:bCs/>
+              </w:rPr>
+              <w:t xml:space="preserve">Our FY28</w:t>
+            </w:r>
+          </w:p>
+        </w:tc>
+        <w:tc>
+          <w:tcPr>
+            <w:tcW w:type="dxa" w:w="5800"/>
+          </w:tcPr>
+          <w:p>
+            <w:r>
+              <w:t xml:space="preserve">continued 25-35% growth if regulatory approvals (SFDA, Mexico oncology) convert to order flow; the swing risk is the working-capital cycle (~50% of sales in receivables)</w:t>
+            </w:r>
+          </w:p>
+        </w:tc>
+      </w:tr>
+      <w:tr>
+        <w:tc>
+          <w:tcPr>
+            <w:tcW w:type="dxa" w:w="3200"/>
+            <w:shd w:fill="F2F2F2" w:val="clear"/>
+          </w:tcPr>
+          <w:p>
+            <w:r>
+              <w:rPr>
+                <w:b/>
+                <w:bCs/>
+              </w:rPr>
+              <w:t xml:space="preserve">Gap direction</w:t>
+            </w:r>
+          </w:p>
+        </w:tc>
+        <w:tc>
+          <w:tcPr>
+            <w:tcW w:type="dxa" w:w="5800"/>
+          </w:tcPr>
+          <w:p>
+            <w:r>
+              <w:t xml:space="preserve">priced-in</w:t>
+            </w:r>
+          </w:p>
+        </w:tc>
+      </w:tr>
+      <w:tr>
+        <w:tc>
+          <w:tcPr>
+            <w:tcW w:type="dxa" w:w="3200"/>
+            <w:shd w:fill="F2F2F2" w:val="clear"/>
+          </w:tcPr>
+          <w:p>
+            <w:r>
+              <w:rPr>
+                <w:b/>
+                <w:bCs/>
+              </w:rPr>
+              <w:t xml:space="preserve">Gap type</w:t>
+            </w:r>
+          </w:p>
+        </w:tc>
+        <w:tc>
+          <w:tcPr>
+            <w:tcW w:type="dxa" w:w="5800"/>
+          </w:tcPr>
+          <w:p>
+            <w:r>
+              <w:t xml:space="preserve">margin</w:t>
+            </w:r>
+          </w:p>
+        </w:tc>
+      </w:tr>
+      <w:tr>
+        <w:tc>
+          <w:tcPr>
+            <w:tcW w:type="dxa" w:w="3200"/>
+            <w:shd w:fill="F2F2F2" w:val="clear"/>
+          </w:tcPr>
+          <w:p>
+            <w:r>
+              <w:rPr>
+                <w:b/>
+                <w:bCs/>
+              </w:rPr>
+              <w:t xml:space="preserve">Gap magnitude</w:t>
+            </w:r>
+          </w:p>
+        </w:tc>
+        <w:tc>
+          <w:tcPr>
+            <w:tcW w:type="dxa" w:w="5800"/>
+          </w:tcPr>
+          <w:p>
+            <w:r>
+              <w:t xml:space="preserve">not estimable</w:t>
+            </w:r>
+          </w:p>
+        </w:tc>
+      </w:tr>
+      <w:tr>
+        <w:tc>
+          <w:tcPr>
+            <w:tcW w:type="dxa" w:w="3200"/>
+            <w:shd w:fill="F2F2F2" w:val="clear"/>
+          </w:tcPr>
+          <w:p>
+            <w:r>
+              <w:rPr>
+                <w:b/>
+                <w:bCs/>
+              </w:rPr>
+              <w:t xml:space="preserve">Gap basis</w:t>
+            </w:r>
+          </w:p>
+        </w:tc>
+        <w:tc>
+          <w:tcPr>
+            <w:tcW w:type="dxa" w:w="5800"/>
+          </w:tcPr>
+          <w:p>
+            <w:r>
+              <w:t xml:space="preserve">the inflection is real and guidance-backed and Q1 FY27 is tracking, but an ~8x one-year re-rate to ~45x P/E already capitalises the FY29 targets; a doubled working-capital cycle with ~half of sales in receivables and no management answer on it caps the upside versus the implied path</w:t>
+            </w:r>
+          </w:p>
+        </w:tc>
+      </w:tr>
+      <w:tr>
+        <w:tc>
+          <w:tcPr>
+            <w:tcW w:type="dxa" w:w="3200"/>
+            <w:shd w:fill="F2F2F2" w:val="clear"/>
+          </w:tcPr>
+          <w:p>
+            <w:r>
+              <w:rPr>
+                <w:b/>
+                <w:bCs/>
+              </w:rPr>
+              <w:t xml:space="preserve">Evidence quality</w:t>
+            </w:r>
+          </w:p>
+        </w:tc>
+        <w:tc>
+          <w:tcPr>
+            <w:tcW w:type="dxa" w:w="5800"/>
+          </w:tcPr>
+          <w:p>
+            <w:r>
+              <w:t xml:space="preserve">moderate</w:t>
+            </w:r>
+          </w:p>
+        </w:tc>
+      </w:tr>
+    </w:tbl>
+    <w:p>
+      <w:pPr>
+        <w:spacing w:after="120"/>
+      </w:pPr>
+      <w:r>
+        <w:rPr>
+          <w:i/>
+          <w:iCs/>
+          <w:color w:val="666666"/>
+          <w:sz w:val="16"/>
+          <w:szCs w:val="16"/>
+        </w:rPr>
+        <w:t xml:space="preserve">no broker consensus; implied path is a reverse-P/E estimate + screener.in forward figures + VP thread view</w:t>
+      </w:r>
+    </w:p>
+    <w:p>
+      <w:pPr>
+        <w:pStyle w:val="Heading1"/>
+        <w:spacing w:after="120" w:before="280"/>
+      </w:pPr>
+      <w:r>
+        <w:t xml:space="preserve">Ishmohit-Lens Checks (value chain · earnings quality · growth trajectory · management · quality metrics · track record · global-signal check)</w:t>
+      </w:r>
+    </w:p>
+    <w:p>
+      <w:pPr>
+        <w:spacing w:after="120"/>
+      </w:pPr>
+      <w:r>
+        <w:rPr>
+          <w:i/>
+          <w:iCs/>
+          <w:color w:val="666666"/>
+          <w:sz w:val="18"/>
+          <w:szCs w:val="18"/>
+        </w:rPr>
+        <w:t xml:space="preserve">Extra checks drawn from @ishmohit1 / SOIC methodology (playbook/ishmohit-soic-style.md): where the company sits in its value chain and what the supply side is doing, whether a margin/PAT inflection is structural or a cyclical peak, the rate-of-change of growth vs. what the multiple demands, and management quality as a positive attribute.</w:t>
+      </w:r>
+    </w:p>
+    <w:p>
+      <w:pPr>
+        <w:spacing w:after="120"/>
+      </w:pPr>
+      <w:r>
+        <w:rPr>
+          <w:b/>
+          <w:bCs/>
+          <w:sz w:val="20"/>
+          <w:szCs w:val="20"/>
+        </w:rPr>
+        <w:t xml:space="preserve">Quality metrics (ROCE · debt · FCF · margin · capex):</w:t>
+      </w:r>
+    </w:p>
+    <w:tbl>
+      <w:tblPr>
+        <w:tblW w:type="dxa" w:w="9000"/>
+        <w:tblBorders>
+          <w:top w:val="single" w:color="auto" w:sz="4"/>
+          <w:left w:val="single" w:color="auto" w:sz="4"/>
+          <w:bottom w:val="single" w:color="auto" w:sz="4"/>
+          <w:right w:val="single" w:color="auto" w:sz="4"/>
+          <w:insideH w:val="single" w:color="auto" w:sz="4"/>
+          <w:insideV w:val="single" w:color="auto" w:sz="4"/>
+        </w:tblBorders>
+      </w:tblPr>
+      <w:tblGrid>
+        <w:gridCol w:w="3200"/>
+        <w:gridCol w:w="5800"/>
+      </w:tblGrid>
+      <w:tr>
+        <w:tc>
+          <w:tcPr>
+            <w:tcW w:type="dxa" w:w="3200"/>
+            <w:shd w:fill="F2F2F2" w:val="clear"/>
+          </w:tcPr>
+          <w:p>
+            <w:r>
+              <w:rPr>
+                <w:b/>
+                <w:bCs/>
+              </w:rPr>
+              <w:t xml:space="preserve">Assessment</w:t>
+            </w:r>
+          </w:p>
+        </w:tc>
+        <w:tc>
+          <w:tcPr>
+            <w:tcW w:type="dxa" w:w="5800"/>
+          </w:tcPr>
+          <w:p>
+            <w:r>
+              <w:t xml:space="preserve">concern</w:t>
+            </w:r>
+          </w:p>
+        </w:tc>
+      </w:tr>
+      <w:tr>
+        <w:tc>
+          <w:tcPr>
+            <w:tcW w:type="dxa" w:w="3200"/>
+            <w:shd w:fill="F2F2F2" w:val="clear"/>
+          </w:tcPr>
+          <w:p>
+            <w:r>
+              <w:rPr>
+                <w:b/>
+                <w:bCs/>
+              </w:rPr>
+              <w:t xml:space="preserve">ROCE</w:t>
+            </w:r>
+          </w:p>
+        </w:tc>
+        <w:tc>
+          <w:tcPr>
+            <w:tcW w:type="dxa" w:w="5800"/>
+          </w:tcPr>
+          <w:p>
+            <w:r>
+              <w:t xml:space="preserve">24% (improving)</w:t>
+            </w:r>
+          </w:p>
+        </w:tc>
+      </w:tr>
+      <w:tr>
+        <w:tc>
+          <w:tcPr>
+            <w:tcW w:type="dxa" w:w="3200"/>
+            <w:shd w:fill="F2F2F2" w:val="clear"/>
+          </w:tcPr>
+          <w:p>
+            <w:r>
+              <w:rPr>
+                <w:b/>
+                <w:bCs/>
+              </w:rPr>
+              <w:t xml:space="preserve">Leverage</w:t>
+            </w:r>
+          </w:p>
+        </w:tc>
+        <w:tc>
+          <w:tcPr>
+            <w:tcW w:type="dxa" w:w="5800"/>
+          </w:tcPr>
+          <w:p>
+            <w:r>
+              <w:t xml:space="preserve">Net debt/EBITDA 1x</w:t>
+            </w:r>
+          </w:p>
+        </w:tc>
+      </w:tr>
+      <w:tr>
+        <w:tc>
+          <w:tcPr>
+            <w:tcW w:type="dxa" w:w="3200"/>
+            <w:shd w:fill="F2F2F2" w:val="clear"/>
+          </w:tcPr>
+          <w:p>
+            <w:r>
+              <w:rPr>
+                <w:b/>
+                <w:bCs/>
+              </w:rPr>
+              <w:t xml:space="preserve">FCF conversion</w:t>
+            </w:r>
+          </w:p>
+        </w:tc>
+        <w:tc>
+          <w:tcPr>
+            <w:tcW w:type="dxa" w:w="5800"/>
+          </w:tcPr>
+          <w:p>
+            <w:r>
+              <w:t xml:space="preserve">10%</w:t>
+            </w:r>
+          </w:p>
+        </w:tc>
+      </w:tr>
+      <w:tr>
+        <w:tc>
+          <w:tcPr>
+            <w:tcW w:type="dxa" w:w="3200"/>
+            <w:shd w:fill="F2F2F2" w:val="clear"/>
+          </w:tcPr>
+          <w:p>
+            <w:r>
+              <w:rPr>
+                <w:b/>
+                <w:bCs/>
+              </w:rPr>
+              <w:t xml:space="preserve">Margin trend</w:t>
+            </w:r>
+          </w:p>
+        </w:tc>
+        <w:tc>
+          <w:tcPr>
+            <w:tcW w:type="dxa" w:w="5800"/>
+          </w:tcPr>
+          <w:p>
+            <w:r>
+              <w:t xml:space="preserve">expanding</w:t>
+            </w:r>
+          </w:p>
+        </w:tc>
+      </w:tr>
+      <w:tr>
+        <w:tc>
+          <w:tcPr>
+            <w:tcW w:type="dxa" w:w="3200"/>
+            <w:shd w:fill="F2F2F2" w:val="clear"/>
+          </w:tcPr>
+          <w:p>
+            <w:r>
+              <w:rPr>
+                <w:b/>
+                <w:bCs/>
+              </w:rPr>
+              <w:t xml:space="preserve">Capex efficiency</w:t>
+            </w:r>
+          </w:p>
+        </w:tc>
+        <w:tc>
+          <w:tcPr>
+            <w:tcW w:type="dxa" w:w="5800"/>
+          </w:tcPr>
+          <w:p>
+            <w:r>
+              <w:t xml:space="preserve">neutral</w:t>
+            </w:r>
+          </w:p>
+        </w:tc>
+      </w:tr>
+    </w:tbl>
+    <w:p>
+      <w:pPr>
+        <w:spacing w:after="60" w:before="120"/>
+      </w:pPr>
+      <w:r>
+        <w:rPr>
+          <w:b/>
+          <w:bCs/>
+          <w:sz w:val="20"/>
+          <w:szCs w:val="20"/>
+        </w:rPr>
+        <w:t xml:space="preserve">Track record (Coffee Can persistence check): </w:t>
+      </w:r>
+      <w:r>
+        <w:rPr>
+          <w:sz w:val="20"/>
+          <w:szCs w:val="20"/>
+        </w:rPr>
+        <w:t xml:space="preserve">cleared revenue growth ≥10% AND ROCE ≥15% in 8 of the last 11 years (consistency_score 73)</w:t>
+      </w:r>
+    </w:p>
+    <w:p>
+      <w:pPr>
+        <w:spacing w:after="120"/>
+      </w:pPr>
+      <w:r>
+        <w:rPr>
+          <w:color w:val="666666"/>
+          <w:sz w:val="18"/>
+          <w:szCs w:val="18"/>
+        </w:rPr>
+        <w:t xml:space="preserve">Per screener.in consolidated (FY16-FY26): 8 of 11 years cleared both &gt;=10% revenue growth and &gt;=15% ROCE (FY17-19, FY21-22, FY24-26). FY20 and FY23 saw revenue decline (-16%, -45%) -- a lumpy tender/export-order-driven injectables business, not a smooth compounder (FY22 ROCE 98% is a spike). The FY24-26 run (rev +21-36% / ROCE 16-24%) is a genuine clean stretch.</w:t>
+      </w:r>
+    </w:p>
+    <w:p>
+      <w:pPr>
+        <w:pStyle w:val="Heading1"/>
+        <w:spacing w:after="120" w:before="280"/>
+      </w:pPr>
+      <w:r>
         <w:t xml:space="preserve">Technical Read (Weekly / Monthly MACD + Bollinger Bands, or RSI/CCI/Williams %R proxy)</w:t>
       </w:r>
     </w:p>
@@ -492,6 +1110,34 @@
           <w:szCs w:val="24"/>
         </w:rPr>
         <w:t xml:space="preserve">10x-in-2-3-years</w:t>
+      </w:r>
+    </w:p>
+    <w:p>
+      <w:pPr>
+        <w:spacing w:after="120"/>
+      </w:pPr>
+      <w:r>
+        <w:rPr>
+          <w:color w:val="666666"/>
+          <w:sz w:val="20"/>
+          <w:szCs w:val="20"/>
+        </w:rPr>
+        <w:t xml:space="preserve">4-box gate — tailwind: yes · TAM: yes · moat: no · valuation: no  (score 2 / 4)</w:t>
+      </w:r>
+    </w:p>
+    <w:p>
+      <w:pPr>
+        <w:spacing w:after="120"/>
+      </w:pPr>
+      <w:r>
+        <w:rPr>
+          <w:i/>
+          <w:iCs/>
+          <w:color w:val="666666"/>
+          <w:sz w:val="20"/>
+          <w:szCs w:val="20"/>
+        </w:rPr>
+        <w:t xml:space="preserve">Oncology-mix-shift + export/regulatory approvals (SFDA GMP, Mexico oncology approval) is a real, guidance-corroborated structural tailwind; concrete FY29 targets (Rs1,000-1,100cr revenue) support tam; no distinct moat described for a generics/oncology API maker — no; stock already ~8x in a year — much of the inflection is priced — valuation no. Doubled working-capital cycle (~50% of sales in receivables) is a separate unresolved concern.</w:t>
       </w:r>
     </w:p>
     <w:p>

--- a/projects/valuepickr-open-screen/docs/Kwality Pharmaceuticals.docx
+++ b/projects/valuepickr-open-screen/docs/Kwality Pharmaceuticals.docx
@@ -32,7 +32,7 @@
           <w:sz w:val="22"/>
           <w:szCs w:val="22"/>
         </w:rPr>
-        <w:t xml:space="preserve">A genuine recent-quarter inflection at an injectables exporter -- but the stock has already run 8x, and receivables are a live concern</w:t>
+        <w:t xml:space="preserve">A real, twice-raised FY27 guidance inflection at an injectables exporter -- but FY26 cash conversion has genuinely deteriorated (CFO fell to Rs17 Cr vs Rs67 Cr PAT) alongside an ~8x one-year re-rate to ~45x P/E</w:t>
       </w:r>
     </w:p>
     <w:p>
@@ -99,7 +99,7 @@
           </w:tcPr>
           <w:p>
             <w:r>
-              <w:t xml:space="preserve">~Rs 3,252-3,574 Cr (up ~198% in 1 year)</w:t>
+              <w:t xml:space="preserve">~Rs 3,660-3,800 Cr (Sep-2026), up ~198% in 1 year</w:t>
             </w:r>
           </w:p>
         </w:tc>
@@ -126,7 +126,7 @@
           </w:tcPr>
           <w:p>
             <w:r>
-              <w:t xml:space="preserve">-2.89% / -0.26% (weak trailing 3yr average)</w:t>
+              <w:t xml:space="preserve">3yr avg ROE ~18.1%; ROCE ~24% and improving on recent-quarter mix-shift</w:t>
             </w:r>
           </w:p>
         </w:tc>
@@ -153,7 +153,34 @@
           </w:tcPr>
           <w:p>
             <w:r>
-              <w:t xml:space="preserve">Q1 FY27 revenue +46% YoY to Rs 162 Cr, PAT +119% YoY</w:t>
+              <w:t xml:space="preserve">FY26 revenue +36% YoY to Rs506 Cr; Q1 FY27 revenue +46% YoY to Rs162 Cr, PAT +116-119% YoY</w:t>
+            </w:r>
+          </w:p>
+        </w:tc>
+      </w:tr>
+      <w:tr>
+        <w:tc>
+          <w:tcPr>
+            <w:tcW w:type="dxa" w:w="3200"/>
+            <w:shd w:fill="F2F2F2" w:val="clear"/>
+          </w:tcPr>
+          <w:p>
+            <w:r>
+              <w:rPr>
+                <w:b/>
+                <w:bCs/>
+              </w:rPr>
+              <w:t xml:space="preserve">Cash conversion</w:t>
+            </w:r>
+          </w:p>
+        </w:tc>
+        <w:tc>
+          <w:tcPr>
+            <w:tcW w:type="dxa" w:w="5800"/>
+          </w:tcPr>
+          <w:p>
+            <w:r>
+              <w:t xml:space="preserve">FY26 operating cash flow fell to Rs17 Cr (vs Rs67 Cr PAT) -- CFO/PAT collapsed from ~85% (FY25) to ~25-32% (FY26)</w:t>
             </w:r>
           </w:p>
         </w:tc>
@@ -180,7 +207,7 @@
           </w:tcPr>
           <w:p>
             <w:r>
-              <w:t xml:space="preserve">New 52-week high ~Rs 3,725; stock up roughly 8x from ~Rs 300 per a long-time community poster</w:t>
+              <w:t xml:space="preserve">New 52-week high ~Rs3,744 (low Rs1,561); stock up roughly 8x from ~Rs300 per a long-time community poster</w:t>
             </w:r>
           </w:p>
         </w:tc>
@@ -207,7 +234,7 @@
           </w:tcPr>
           <w:p>
             <w:r>
-              <w:t xml:space="preserve">54.9%</w:t>
+              <w:t xml:space="preserve">54.87%, zero pledge; FIIs rising to ~3.1% (from 0% pre Dec-2024)</w:t>
             </w:r>
           </w:p>
         </w:tc>
@@ -223,7 +250,7 @@
         <w:spacing w:after="120"/>
       </w:pPr>
       <w:r>
-        <w:t xml:space="preserve">This is the exact 'weak trailing average hides a real inflection' pattern -- 3yr trailing ROE/ROCE are weak-to-negative, but the most recent quarter shows a genuine, specific acceleration (revenue +46% YoY, PAT +119% YoY) backed by concrete management guidance (₹500 Cr revenue closing FY26, ₹650 Cr/&gt;₹100 Cr PAT FY27, ₹1,000-1,100 Cr by FY29 at 26-30% EBITDA margins via an oncology mix-shift) presented at a named investor conference (Arihant Bharat Connect, Mar 2026).</w:t>
+        <w:t xml:space="preserve">This is the exact 'weak trailing average hides a real inflection' pattern -- FY26 revenue grew 36% YoY to Rs506 Cr (PAT +69% to Rs67 Cr), and Q1 FY27 accelerated further (+46% revenue / +116-119% PAT) backed by concrete management guidance raised TWICE within FY27 (Rs600cr -&gt; Rs650cr -&gt; now Rs700cr+ revenue, 27-28% EBITDA margin, PAT margin 15.5%+, FY29 target ~Rs1,000-1,100 Cr revenue at 30%+ EBITDA margin via an oncology/hormone/biologics mix-shift). But the deep-dive pass surfaced a genuine, hard-numbers concern the prior pass had only flagged qualitatively: FY26 operating cash flow fell to Rs17 Cr against Rs67 Cr PAT (CFO/PAT ~25%, down from ~85% in FY25) as debtor days rose to ~203-208, and the oncology mix itself came in at ~20% of Q1 FY27 revenue versus a previously guided ~26% on registration delays. The growth and guidance-raise story is real; so is the cash-conversion deterioration running alongside it.</w:t>
       </w:r>
     </w:p>
     <w:p>
@@ -232,7 +259,7 @@
         <w:spacing w:after="120" w:before="280"/>
       </w:pPr>
       <w:r>
-        <w:t xml:space="preserve">Guidance &amp; Expectation Gap</w:t>
+        <w:t xml:space="preserve">Deep-Dive: Primary Documents (Annual Reports, Quarterly Results, Exchange Filings)</w:t>
       </w:r>
     </w:p>
     <w:p>
@@ -247,7 +274,1433 @@
           <w:sz w:val="18"/>
           <w:szCs w:val="18"/>
         </w:rPr>
+        <w:t xml:space="preserve">Pass 1 — 2026-09-18. Built from the company's own filings (3 years of annual reports, ~4 quarters of results/concalls, and 6 months of BSE/NSE announcements), read via the web — a deeper layer than the forum-sentiment read below.</w:t>
+      </w:r>
+    </w:p>
+    <w:p>
+      <w:pPr>
+        <w:spacing w:after="120"/>
+      </w:pPr>
+      <w:r>
+        <w:rPr>
+          <w:b/>
+          <w:bCs/>
+          <w:sz w:val="20"/>
+          <w:szCs w:val="20"/>
+        </w:rPr>
+        <w:t xml:space="preserve">Sources reviewed this pass:</w:t>
+      </w:r>
+    </w:p>
+    <w:p>
+      <w:pPr>
+        <w:pStyle w:val="ListParagraph"/>
+        <w:numPr>
+          <w:ilvl w:val="0"/>
+          <w:numId w:val="1"/>
+        </w:numPr>
+        <w:spacing w:after="60"/>
+      </w:pPr>
+      <w:r>
+        <w:t xml:space="preserve">Q1 FY27 concall/investor presentation (Aug-2026, via Quartr/Investing.com transcript + Multibagg.ai summary)</w:t>
+      </w:r>
+    </w:p>
+    <w:p>
+      <w:pPr>
+        <w:pStyle w:val="ListParagraph"/>
+        <w:numPr>
+          <w:ilvl w:val="0"/>
+          <w:numId w:val="1"/>
+        </w:numPr>
+        <w:spacing w:after="60"/>
+      </w:pPr>
+      <w:r>
+        <w:t xml:space="preserve">FY26 full-year results (Whalesbook, MarketsMojo, ScanX)</w:t>
+      </w:r>
+    </w:p>
+    <w:p>
+      <w:pPr>
+        <w:pStyle w:val="ListParagraph"/>
+        <w:numPr>
+          <w:ilvl w:val="0"/>
+          <w:numId w:val="1"/>
+        </w:numPr>
+        <w:spacing w:after="60"/>
+      </w:pPr>
+      <w:r>
+        <w:t xml:space="preserve">screener.in consolidated financials + shareholding pattern</w:t>
+      </w:r>
+    </w:p>
+    <w:p>
+      <w:pPr>
+        <w:pStyle w:val="ListParagraph"/>
+        <w:numPr>
+          <w:ilvl w:val="0"/>
+          <w:numId w:val="1"/>
+        </w:numPr>
+        <w:spacing w:after="60"/>
+      </w:pPr>
+      <w:r>
+        <w:t xml:space="preserve">Business Standard / ScanX / Tradebrains news on the FY27 guidance raise and 20% upper-circuit moves</w:t>
+      </w:r>
+    </w:p>
+    <w:p>
+      <w:pPr>
+        <w:spacing w:after="120"/>
+      </w:pPr>
+      <w:r>
+        <w:rPr>
+          <w:b/>
+          <w:bCs/>
+          <w:sz w:val="20"/>
+          <w:szCs w:val="20"/>
+        </w:rPr>
+        <w:t xml:space="preserve">Annual-report findings (3-year view):</w:t>
+      </w:r>
+    </w:p>
+    <w:p>
+      <w:pPr>
+        <w:pStyle w:val="ListParagraph"/>
+        <w:numPr>
+          <w:ilvl w:val="0"/>
+          <w:numId w:val="1"/>
+        </w:numPr>
+        <w:spacing w:after="60"/>
+      </w:pPr>
+      <w:r>
+        <w:t xml:space="preserve">FY26 consolidated revenue Rs505.94cr (+35.96% YoY), PAT Rs67.35cr (+69.2% YoY); 5yr profit CAGR 34.8%, 3yr avg ROE 18.1%</w:t>
+      </w:r>
+    </w:p>
+    <w:p>
+      <w:pPr>
+        <w:pStyle w:val="ListParagraph"/>
+        <w:numPr>
+          <w:ilvl w:val="0"/>
+          <w:numId w:val="1"/>
+        </w:numPr>
+        <w:spacing w:after="60"/>
+      </w:pPr>
+      <w:r>
+        <w:t xml:space="preserve">Promoter holding stable ~54.8-54.9%, zero pledge; FIIs entered Dec-2024, risen to ~3.1% by Jun-2026; public holding declined 45.2% (Sep-23) to 41.5% (Jun-26)</w:t>
+      </w:r>
+    </w:p>
+    <w:p>
+      <w:pPr>
+        <w:pStyle w:val="ListParagraph"/>
+        <w:numPr>
+          <w:ilvl w:val="0"/>
+          <w:numId w:val="1"/>
+        </w:numPr>
+        <w:spacing w:after="60"/>
+      </w:pPr>
+      <w:r>
+        <w:t xml:space="preserve">Auditor M/s Vijay Mehra &amp; Co gave an unqualified FY26 opinion; company plans to appoint a larger auditor (e.g. KPMG) to upgrade governance -- a proactive move, not a resignation red flag</w:t>
+      </w:r>
+    </w:p>
+    <w:p>
+      <w:pPr>
+        <w:pStyle w:val="ListParagraph"/>
+        <w:numPr>
+          <w:ilvl w:val="0"/>
+          <w:numId w:val="1"/>
+        </w:numPr>
+        <w:spacing w:after="60"/>
+      </w:pPr>
+      <w:r>
+        <w:t xml:space="preserve">Gross debt-to-equity declined FY24 0.44 -&gt; FY26 0.39; net debt nonetheless rose Rs93.6cr (Mar-25) -&gt; Rs127cr (Mar-26) as capex ramps</w:t>
+      </w:r>
+    </w:p>
+    <w:p>
+      <w:pPr>
+        <w:pStyle w:val="ListParagraph"/>
+        <w:numPr>
+          <w:ilvl w:val="0"/>
+          <w:numId w:val="1"/>
+        </w:numPr>
+        <w:spacing w:after="60"/>
+      </w:pPr>
+      <w:r>
+        <w:t xml:space="preserve">No dividend despite 3+ years of profit growth</w:t>
+      </w:r>
+    </w:p>
+    <w:p>
+      <w:pPr>
+        <w:pStyle w:val="ListParagraph"/>
+        <w:numPr>
+          <w:ilvl w:val="0"/>
+          <w:numId w:val="1"/>
+        </w:numPr>
+        <w:spacing w:after="60"/>
+      </w:pPr>
+      <w:r>
+        <w:t xml:space="preserve">A previously-floated promoter-linked JV ('Calor Biopharma', promoter Ramesh Arora + associate Deepak Bansal, for an oncology plant) is now 'on hold' -- a dropped forward commitment worth tracking for guidance credibility</w:t>
+      </w:r>
+    </w:p>
+    <w:p>
+      <w:pPr>
+        <w:spacing w:after="120"/>
+      </w:pPr>
+      <w:r>
+        <w:rPr>
+          <w:b/>
+          <w:bCs/>
+          <w:sz w:val="20"/>
+          <w:szCs w:val="20"/>
+        </w:rPr>
+        <w:t xml:space="preserve">Quarterly trend (last ~4 quarters + concall commentary):</w:t>
+      </w:r>
+    </w:p>
+    <w:p>
+      <w:pPr>
+        <w:pStyle w:val="ListParagraph"/>
+        <w:numPr>
+          <w:ilvl w:val="0"/>
+          <w:numId w:val="1"/>
+        </w:numPr>
+        <w:spacing w:after="60"/>
+      </w:pPr>
+      <w:r>
+        <w:t xml:space="preserve">Q1 FY26 -&gt; Q1 FY27: revenue Rs111.5cr -&gt; Rs162.4cr (+46%), EBITDA margin 21.9% -&gt; 25.3%, PAT Rs11.9cr -&gt; Rs25.7cr (+116-119%)</w:t>
+      </w:r>
+    </w:p>
+    <w:p>
+      <w:pPr>
+        <w:pStyle w:val="ListParagraph"/>
+        <w:numPr>
+          <w:ilvl w:val="0"/>
+          <w:numId w:val="1"/>
+        </w:numPr>
+        <w:spacing w:after="60"/>
+      </w:pPr>
+      <w:r>
+        <w:t xml:space="preserve">Q4 FY26 -&gt; Q1 FY27 sequential: revenue Rs157.1cr -&gt; Rs162.4cr, margin holding in the mid-20s%</w:t>
+      </w:r>
+    </w:p>
+    <w:p>
+      <w:pPr>
+        <w:pStyle w:val="ListParagraph"/>
+        <w:numPr>
+          <w:ilvl w:val="0"/>
+          <w:numId w:val="1"/>
+        </w:numPr>
+        <w:spacing w:after="60"/>
+      </w:pPr>
+      <w:r>
+        <w:t xml:space="preserve">Working-capital days deteriorated Mar-24 101 -&gt; Mar-25 98 -&gt; Mar-26 128; debtor days ~203-208 as of Mar-26 vs a materially lower base historically</w:t>
+      </w:r>
+    </w:p>
+    <w:p>
+      <w:pPr>
+        <w:pStyle w:val="ListParagraph"/>
+        <w:numPr>
+          <w:ilvl w:val="0"/>
+          <w:numId w:val="1"/>
+        </w:numPr>
+        <w:spacing w:after="60"/>
+      </w:pPr>
+      <w:r>
+        <w:t xml:space="preserve">FY26 operating cash flow fell to Rs17cr (CFO/operating-profit ~32%) vs Rs53cr in FY25 (~85%) despite PAT rising -- a real cash-conversion deterioration concurrent with the reported growth acceleration</w:t>
+      </w:r>
+    </w:p>
+    <w:p>
+      <w:pPr>
+        <w:pStyle w:val="ListParagraph"/>
+        <w:numPr>
+          <w:ilvl w:val="0"/>
+          <w:numId w:val="1"/>
+        </w:numPr>
+        <w:spacing w:after="60"/>
+      </w:pPr>
+      <w:r>
+        <w:t xml:space="preserve">Oncology mix in Q1 FY27 came in at ~20% of revenue (Rs30-35cr), below the previously guided ~26%, on delayed registrations; management still targets Rs100-110cr oncology revenue for FY27 with recovery in Q3-Q4</w:t>
+      </w:r>
+    </w:p>
+    <w:p>
+      <w:pPr>
+        <w:spacing w:after="120"/>
+      </w:pPr>
+      <w:r>
+        <w:rPr>
+          <w:b/>
+          <w:bCs/>
+          <w:sz w:val="20"/>
+          <w:szCs w:val="20"/>
+        </w:rPr>
+        <w:t xml:space="preserve">Exchange announcements (last 6 months):</w:t>
+      </w:r>
+    </w:p>
+    <w:p>
+      <w:pPr>
+        <w:pStyle w:val="ListParagraph"/>
+        <w:numPr>
+          <w:ilvl w:val="0"/>
+          <w:numId w:val="1"/>
+        </w:numPr>
+        <w:spacing w:after="60"/>
+      </w:pPr>
+      <w:r>
+        <w:t xml:space="preserve">FY27 revenue guidance raised twice within the year: Rs600cr -&gt; Rs650cr -&gt; now Rs700cr+ (39% YoY), EBITDA margin guided to 27-28%, PAT margin 15.5%+, PAT &gt;Rs109cr (from &gt;Rs100cr)</w:t>
+      </w:r>
+    </w:p>
+    <w:p>
+      <w:pPr>
+        <w:pStyle w:val="ListParagraph"/>
+        <w:numPr>
+          <w:ilvl w:val="0"/>
+          <w:numId w:val="1"/>
+        </w:numPr>
+        <w:spacing w:after="60"/>
+      </w:pPr>
+      <w:r>
+        <w:t xml:space="preserve">FY29 target reiterated: ~Rs1,000-1,100cr revenue, 30%+ EBITDA margin via oncology/biologics/hormone mix-shift</w:t>
+      </w:r>
+    </w:p>
+    <w:p>
+      <w:pPr>
+        <w:pStyle w:val="ListParagraph"/>
+        <w:numPr>
+          <w:ilvl w:val="0"/>
+          <w:numId w:val="1"/>
+        </w:numPr>
+        <w:spacing w:after="60"/>
+      </w:pPr>
+      <w:r>
+        <w:t xml:space="preserve">Hormone plant (Unit 6, Rs65cr capex, ~50% incurred) targeted operational Q3 FY27 (ready by Nov-2026, commercial output after WHO/PICS GMP audit), potential Rs150cr annual revenue</w:t>
+      </w:r>
+    </w:p>
+    <w:p>
+      <w:pPr>
+        <w:pStyle w:val="ListParagraph"/>
+        <w:numPr>
+          <w:ilvl w:val="0"/>
+          <w:numId w:val="1"/>
+        </w:numPr>
+        <w:spacing w:after="60"/>
+      </w:pPr>
+      <w:r>
+        <w:t xml:space="preserve">Biologics unit (Unit 5, Rs195cr+ multi-year capex): Erythropoietin trials starting late 2026; biosimilar KEYTRUDA targeted end-2028 launch, contingent on preclinical completion by Mar-2027 + ~1.5yr clinical phase</w:t>
+      </w:r>
+    </w:p>
+    <w:p>
+      <w:pPr>
+        <w:pStyle w:val="ListParagraph"/>
+        <w:numPr>
+          <w:ilvl w:val="0"/>
+          <w:numId w:val="1"/>
+        </w:numPr>
+        <w:spacing w:after="60"/>
+      </w:pPr>
+      <w:r>
+        <w:t xml:space="preserve">Total FY27 capex Rs185-190cr (hormone ~70cr, oncology expansion ~50cr, bioequivalence ~25-30cr, working capital ~20cr) to be funded from operating cash flow + an already-secured but unutilised extended loan -- no QIP/preferential planned</w:t>
+      </w:r>
+    </w:p>
+    <w:p>
+      <w:pPr>
+        <w:pStyle w:val="ListParagraph"/>
+        <w:numPr>
+          <w:ilvl w:val="0"/>
+          <w:numId w:val="1"/>
+        </w:numPr>
+        <w:spacing w:after="60"/>
+      </w:pPr>
+      <w:r>
+        <w:t xml:space="preserve">A credit-rating upgrade (ICRA B+ to BBB+) was reported by one secondary source -- flagged as unverified given the size of the jump; treat as directional only</w:t>
+      </w:r>
+    </w:p>
+    <w:p>
+      <w:pPr>
+        <w:pStyle w:val="ListParagraph"/>
+        <w:numPr>
+          <w:ilvl w:val="0"/>
+          <w:numId w:val="1"/>
+        </w:numPr>
+        <w:spacing w:after="60"/>
+      </w:pPr>
+      <w:r>
+        <w:t xml:space="preserve">Stock hit 20% upper circuit multiple times in 2026 (May, Aug) on results/guidance-raise days; new 52-week high ~Rs3,744, up from a 52-week low of Rs1,561</w:t>
+      </w:r>
+    </w:p>
+    <w:p>
+      <w:pPr>
+        <w:spacing w:after="120"/>
+      </w:pPr>
+      <w:r>
+        <w:rPr>
+          <w:b/>
+          <w:bCs/>
+          <w:sz w:val="20"/>
+          <w:szCs w:val="20"/>
+        </w:rPr>
+        <w:t xml:space="preserve">Key new facts vs. the prior write-up:</w:t>
+      </w:r>
+    </w:p>
+    <w:p>
+      <w:pPr>
+        <w:pStyle w:val="ListParagraph"/>
+        <w:numPr>
+          <w:ilvl w:val="0"/>
+          <w:numId w:val="1"/>
+        </w:numPr>
+        <w:spacing w:after="60"/>
+      </w:pPr>
+      <w:r>
+        <w:t xml:space="preserve">The guidance-raise narrative is real and twice-repeated within FY27 (Rs600-&gt;650-&gt;700cr+), and Q1 FY27 is tracking it -- this corroborates the community's read of a genuine inflection</w:t>
+      </w:r>
+    </w:p>
+    <w:p>
+      <w:pPr>
+        <w:pStyle w:val="ListParagraph"/>
+        <w:numPr>
+          <w:ilvl w:val="0"/>
+          <w:numId w:val="1"/>
+        </w:numPr>
+        <w:spacing w:after="60"/>
+      </w:pPr>
+      <w:r>
+        <w:t xml:space="preserve">But cash conversion has genuinely deteriorated alongside the growth: FY26 CFO/PAT collapsed to ~25-32% (Rs17cr CFO vs Rs67cr PAT) and debtor days more than doubled to ~203-208 -- a materially worse picture than the prior pass's qualitative language, now backed by hard FY26 numbers</w:t>
+      </w:r>
+    </w:p>
+    <w:p>
+      <w:pPr>
+        <w:pStyle w:val="ListParagraph"/>
+        <w:numPr>
+          <w:ilvl w:val="0"/>
+          <w:numId w:val="1"/>
+        </w:numPr>
+        <w:spacing w:after="60"/>
+      </w:pPr>
+      <w:r>
+        <w:t xml:space="preserve">The oncology mix-shift -- the centrepiece of the FY29 margin thesis -- is running behind its own prior guide (20% vs 26% targeted) due to registration delays, a real (if likely temporary) execution slip</w:t>
+      </w:r>
+    </w:p>
+    <w:p>
+      <w:pPr>
+        <w:pStyle w:val="ListParagraph"/>
+        <w:numPr>
+          <w:ilvl w:val="0"/>
+          <w:numId w:val="1"/>
+        </w:numPr>
+        <w:spacing w:after="60"/>
+      </w:pPr>
+      <w:r>
+        <w:t xml:space="preserve">A previously-planned promoter-linked JV (Calor Biopharma) for oncology capacity is now on hold, without a public explanation -- a minor guidance-credibility flag</w:t>
+      </w:r>
+    </w:p>
+    <w:p>
+      <w:pPr>
+        <w:pStyle w:val="ListParagraph"/>
+        <w:numPr>
+          <w:ilvl w:val="0"/>
+          <w:numId w:val="1"/>
+        </w:numPr>
+        <w:spacing w:after="60"/>
+      </w:pPr>
+      <w:r>
+        <w:t xml:space="preserve">No dividend despite sustained profitability and no clearly disclosed order book/backlog -- revenue visibility rests on management's own forward statements, not a hard external commitment</w:t>
+      </w:r>
+    </w:p>
+    <w:p>
+      <w:pPr>
+        <w:spacing w:after="120"/>
+      </w:pPr>
+      <w:r>
+        <w:rPr>
+          <w:b/>
+          <w:bCs/>
+          <w:sz w:val="20"/>
+          <w:szCs w:val="20"/>
+        </w:rPr>
+        <w:t xml:space="preserve">Open questions / what to watch:</w:t>
+      </w:r>
+    </w:p>
+    <w:p>
+      <w:pPr>
+        <w:pStyle w:val="ListParagraph"/>
+        <w:numPr>
+          <w:ilvl w:val="0"/>
+          <w:numId w:val="1"/>
+        </w:numPr>
+        <w:spacing w:after="60"/>
+      </w:pPr>
+      <w:r>
+        <w:t xml:space="preserve">Is the FY26 receivables build genuinely collectible (MENA/CIS/LatAm export customers), or is a portion at risk of write-down / becoming structurally elevated DSO?</w:t>
+      </w:r>
+    </w:p>
+    <w:p>
+      <w:pPr>
+        <w:pStyle w:val="ListParagraph"/>
+        <w:numPr>
+          <w:ilvl w:val="0"/>
+          <w:numId w:val="1"/>
+        </w:numPr>
+        <w:spacing w:after="60"/>
+      </w:pPr>
+      <w:r>
+        <w:t xml:space="preserve">What specifically caused the Calor Biopharma JV to go on hold, and does it affect the oncology-capacity roadmap embedded in FY29 guidance?</w:t>
+      </w:r>
+    </w:p>
+    <w:p>
+      <w:pPr>
+        <w:pStyle w:val="ListParagraph"/>
+        <w:numPr>
+          <w:ilvl w:val="0"/>
+          <w:numId w:val="1"/>
+        </w:numPr>
+        <w:spacing w:after="60"/>
+      </w:pPr>
+      <w:r>
+        <w:t xml:space="preserve">Is the reported ICRA B+ -&gt; BBB+ upgrade accurate as described, or is this a mis-reported/rounded secondary-source claim?</w:t>
+      </w:r>
+    </w:p>
+    <w:p>
+      <w:pPr>
+        <w:pStyle w:val="ListParagraph"/>
+        <w:numPr>
+          <w:ilvl w:val="0"/>
+          <w:numId w:val="1"/>
+        </w:numPr>
+        <w:spacing w:after="60"/>
+      </w:pPr>
+      <w:r>
+        <w:t xml:space="preserve">Will Q3-Q4 FY27 oncology mix actually recover to the ~25-30% guided level, or does the registration delay push further out?</w:t>
+      </w:r>
+    </w:p>
+    <w:p>
+      <w:pPr>
+        <w:spacing w:after="120" w:before="120"/>
+      </w:pPr>
+      <w:r>
+        <w:rPr>
+          <w:b/>
+          <w:bCs/>
+          <w:sz w:val="20"/>
+          <w:szCs w:val="20"/>
+        </w:rPr>
+        <w:t xml:space="preserve">Conviction impact: </w:t>
+      </w:r>
+      <w:r>
+        <w:rPr>
+          <w:sz w:val="20"/>
+          <w:szCs w:val="20"/>
+        </w:rPr>
+        <w:t xml:space="preserve">Low-Medium -&gt; Low-Medium. Confirms the inflection is real and management is executing/raising guidance, but hard FY26 numbers now show cash conversion has deteriorated materially (CFO/PAT ~25-32%, debtor days ~200+) alongside the ~8x price re-rating and a ~44-47x P/E -- the combination keeps conviction capped, not raised, despite the fundamentally positive news flow.</w:t>
+      </w:r>
+    </w:p>
+    <w:p>
+      <w:pPr>
+        <w:pStyle w:val="Heading1"/>
+        <w:spacing w:after="120" w:before="280"/>
+      </w:pPr>
+      <w:r>
+        <w:t xml:space="preserve">Guidance &amp; Expectation Gap</w:t>
+      </w:r>
+    </w:p>
+    <w:p>
+      <w:pPr>
+        <w:spacing w:after="120"/>
+      </w:pPr>
+      <w:r>
+        <w:rPr>
+          <w:i/>
+          <w:iCs/>
+          <w:color w:val="666666"/>
+          <w:sz w:val="18"/>
+          <w:szCs w:val="18"/>
+        </w:rPr>
         <w:t xml:space="preserve">Management guidance decoded into commitments, graded on the expectation → action → operational → commercial → financial ladder, then compared to what the current price appears to assume. Method: playbook/guidance-and-expectation-gap.md.</w:t>
+      </w:r>
+    </w:p>
+    <w:p>
+      <w:pPr>
+        <w:spacing w:after="120"/>
+      </w:pPr>
+      <w:r>
+        <w:rPr>
+          <w:b/>
+          <w:bCs/>
+          <w:sz w:val="20"/>
+          <w:szCs w:val="20"/>
+        </w:rPr>
+        <w:t xml:space="preserve">Commitment ladder (most-proven first):</w:t>
+      </w:r>
+    </w:p>
+    <w:tbl>
+      <w:tblPr>
+        <w:tblW w:type="dxa" w:w="9000"/>
+        <w:tblBorders>
+          <w:top w:val="single" w:color="auto" w:sz="4"/>
+          <w:left w:val="single" w:color="auto" w:sz="4"/>
+          <w:bottom w:val="single" w:color="auto" w:sz="4"/>
+          <w:right w:val="single" w:color="auto" w:sz="4"/>
+          <w:insideH w:val="single" w:color="auto" w:sz="4"/>
+          <w:insideV w:val="single" w:color="auto" w:sz="4"/>
+        </w:tblBorders>
+      </w:tblPr>
+      <w:tblGrid>
+        <w:gridCol w:w="1100"/>
+        <w:gridCol w:w="2600"/>
+        <w:gridCol w:w="2400"/>
+        <w:gridCol w:w="900"/>
+        <w:gridCol w:w="1200"/>
+        <w:gridCol w:w="800"/>
+      </w:tblGrid>
+      <w:tr>
+        <w:trPr>
+          <w:tblHeader/>
+        </w:trPr>
+        <w:tc>
+          <w:tcPr>
+            <w:tcW w:type="dxa" w:w="1100"/>
+            <w:shd w:fill="F2F2F2" w:val="clear"/>
+          </w:tcPr>
+          <w:p>
+            <w:r>
+              <w:rPr>
+                <w:b/>
+                <w:bCs/>
+                <w:sz w:val="18"/>
+                <w:szCs w:val="18"/>
+              </w:rPr>
+              <w:t xml:space="preserve">Area</w:t>
+            </w:r>
+          </w:p>
+        </w:tc>
+        <w:tc>
+          <w:tcPr>
+            <w:tcW w:type="dxa" w:w="2600"/>
+            <w:shd w:fill="F2F2F2" w:val="clear"/>
+          </w:tcPr>
+          <w:p>
+            <w:r>
+              <w:rPr>
+                <w:b/>
+                <w:bCs/>
+                <w:sz w:val="18"/>
+                <w:szCs w:val="18"/>
+              </w:rPr>
+              <w:t xml:space="preserve">Commitment</w:t>
+            </w:r>
+          </w:p>
+        </w:tc>
+        <w:tc>
+          <w:tcPr>
+            <w:tcW w:type="dxa" w:w="2400"/>
+            <w:shd w:fill="F2F2F2" w:val="clear"/>
+          </w:tcPr>
+          <w:p>
+            <w:r>
+              <w:rPr>
+                <w:b/>
+                <w:bCs/>
+                <w:sz w:val="18"/>
+                <w:szCs w:val="18"/>
+              </w:rPr>
+              <w:t xml:space="preserve">Specifics</w:t>
+            </w:r>
+          </w:p>
+        </w:tc>
+        <w:tc>
+          <w:tcPr>
+            <w:tcW w:type="dxa" w:w="900"/>
+            <w:shd w:fill="F2F2F2" w:val="clear"/>
+          </w:tcPr>
+          <w:p>
+            <w:r>
+              <w:rPr>
+                <w:b/>
+                <w:bCs/>
+                <w:sz w:val="18"/>
+                <w:szCs w:val="18"/>
+              </w:rPr>
+              <w:t xml:space="preserve">By when</w:t>
+            </w:r>
+          </w:p>
+        </w:tc>
+        <w:tc>
+          <w:tcPr>
+            <w:tcW w:type="dxa" w:w="1200"/>
+            <w:shd w:fill="F2F2F2" w:val="clear"/>
+          </w:tcPr>
+          <w:p>
+            <w:r>
+              <w:rPr>
+                <w:b/>
+                <w:bCs/>
+                <w:sz w:val="18"/>
+                <w:szCs w:val="18"/>
+              </w:rPr>
+              <w:t xml:space="preserve">Stage</w:t>
+            </w:r>
+          </w:p>
+        </w:tc>
+        <w:tc>
+          <w:tcPr>
+            <w:tcW w:type="dxa" w:w="800"/>
+            <w:shd w:fill="F2F2F2" w:val="clear"/>
+          </w:tcPr>
+          <w:p>
+            <w:r>
+              <w:rPr>
+                <w:b/>
+                <w:bCs/>
+                <w:sz w:val="18"/>
+                <w:szCs w:val="18"/>
+              </w:rPr>
+              <w:t xml:space="preserve">Thesis-critical</w:t>
+            </w:r>
+          </w:p>
+        </w:tc>
+      </w:tr>
+      <w:tr>
+        <w:tc>
+          <w:tcPr>
+            <w:tcW w:type="dxa" w:w="1100"/>
+          </w:tcPr>
+          <w:p>
+            <w:r>
+              <w:rPr>
+                <w:b w:val="false"/>
+                <w:bCs w:val="false"/>
+                <w:sz w:val="18"/>
+                <w:szCs w:val="18"/>
+              </w:rPr>
+              <w:t xml:space="preserve">growth</w:t>
+            </w:r>
+          </w:p>
+        </w:tc>
+        <w:tc>
+          <w:tcPr>
+            <w:tcW w:type="dxa" w:w="2600"/>
+          </w:tcPr>
+          <w:p>
+            <w:r>
+              <w:rPr>
+                <w:b w:val="false"/>
+                <w:bCs w:val="false"/>
+                <w:sz w:val="18"/>
+                <w:szCs w:val="18"/>
+              </w:rPr>
+              <w:t xml:space="preserve">Oncology revenue to Rs100-110cr, mix to 25-30% by FY27-end</w:t>
+            </w:r>
+          </w:p>
+        </w:tc>
+        <w:tc>
+          <w:tcPr>
+            <w:tcW w:type="dxa" w:w="2400"/>
+          </w:tcPr>
+          <w:p>
+            <w:r>
+              <w:rPr>
+                <w:b w:val="false"/>
+                <w:bCs w:val="false"/>
+                <w:sz w:val="18"/>
+                <w:szCs w:val="18"/>
+              </w:rPr>
+              <w:t xml:space="preserve">Q1 FY27 oncology ~Rs30-35cr (~20% of revenue), below prior ~26% guide</w:t>
+            </w:r>
+          </w:p>
+        </w:tc>
+        <w:tc>
+          <w:tcPr>
+            <w:tcW w:type="dxa" w:w="900"/>
+          </w:tcPr>
+          <w:p>
+            <w:r>
+              <w:rPr>
+                <w:b w:val="false"/>
+                <w:bCs w:val="false"/>
+                <w:sz w:val="18"/>
+                <w:szCs w:val="18"/>
+              </w:rPr>
+              <w:t xml:space="preserve">FY27</w:t>
+            </w:r>
+          </w:p>
+        </w:tc>
+        <w:tc>
+          <w:tcPr>
+            <w:tcW w:type="dxa" w:w="1200"/>
+          </w:tcPr>
+          <w:p>
+            <w:r>
+              <w:rPr>
+                <w:b w:val="false"/>
+                <w:bCs w:val="false"/>
+                <w:sz w:val="18"/>
+                <w:szCs w:val="18"/>
+              </w:rPr>
+              <w:t xml:space="preserve">commercial</w:t>
+            </w:r>
+          </w:p>
+        </w:tc>
+        <w:tc>
+          <w:tcPr>
+            <w:tcW w:type="dxa" w:w="800"/>
+          </w:tcPr>
+          <w:p>
+            <w:r>
+              <w:rPr>
+                <w:b w:val="false"/>
+                <w:bCs w:val="false"/>
+                <w:sz w:val="18"/>
+                <w:szCs w:val="18"/>
+              </w:rPr>
+              <w:t xml:space="preserve">yes</w:t>
+            </w:r>
+          </w:p>
+        </w:tc>
+      </w:tr>
+      <w:tr>
+        <w:tc>
+          <w:tcPr>
+            <w:tcW w:type="dxa" w:w="1100"/>
+          </w:tcPr>
+          <w:p>
+            <w:r>
+              <w:rPr>
+                <w:b w:val="false"/>
+                <w:bCs w:val="false"/>
+                <w:sz w:val="18"/>
+                <w:szCs w:val="18"/>
+              </w:rPr>
+              <w:t xml:space="preserve">capacity</w:t>
+            </w:r>
+          </w:p>
+        </w:tc>
+        <w:tc>
+          <w:tcPr>
+            <w:tcW w:type="dxa" w:w="2600"/>
+          </w:tcPr>
+          <w:p>
+            <w:r>
+              <w:rPr>
+                <w:b w:val="false"/>
+                <w:bCs w:val="false"/>
+                <w:sz w:val="18"/>
+                <w:szCs w:val="18"/>
+              </w:rPr>
+              <w:t xml:space="preserve">Hormone plant (Unit 6) to commercial production</w:t>
+            </w:r>
+          </w:p>
+        </w:tc>
+        <w:tc>
+          <w:tcPr>
+            <w:tcW w:type="dxa" w:w="2400"/>
+          </w:tcPr>
+          <w:p>
+            <w:r>
+              <w:rPr>
+                <w:b w:val="false"/>
+                <w:bCs w:val="false"/>
+                <w:sz w:val="18"/>
+                <w:szCs w:val="18"/>
+              </w:rPr>
+              <w:t xml:space="preserve">Rs65cr capex ~50% incurred; ready Nov-2026; potential Rs150cr annual revenue</w:t>
+            </w:r>
+          </w:p>
+        </w:tc>
+        <w:tc>
+          <w:tcPr>
+            <w:tcW w:type="dxa" w:w="900"/>
+          </w:tcPr>
+          <w:p>
+            <w:r>
+              <w:rPr>
+                <w:b w:val="false"/>
+                <w:bCs w:val="false"/>
+                <w:sz w:val="18"/>
+                <w:szCs w:val="18"/>
+              </w:rPr>
+              <w:t xml:space="preserve">6M</w:t>
+            </w:r>
+          </w:p>
+        </w:tc>
+        <w:tc>
+          <w:tcPr>
+            <w:tcW w:type="dxa" w:w="1200"/>
+          </w:tcPr>
+          <w:p>
+            <w:r>
+              <w:rPr>
+                <w:b w:val="false"/>
+                <w:bCs w:val="false"/>
+                <w:sz w:val="18"/>
+                <w:szCs w:val="18"/>
+              </w:rPr>
+              <w:t xml:space="preserve">operational</w:t>
+            </w:r>
+          </w:p>
+        </w:tc>
+        <w:tc>
+          <w:tcPr>
+            <w:tcW w:type="dxa" w:w="800"/>
+          </w:tcPr>
+          <w:p>
+            <w:r>
+              <w:rPr>
+                <w:b w:val="false"/>
+                <w:bCs w:val="false"/>
+                <w:sz w:val="18"/>
+                <w:szCs w:val="18"/>
+              </w:rPr>
+              <w:t xml:space="preserve">yes</w:t>
+            </w:r>
+          </w:p>
+        </w:tc>
+      </w:tr>
+      <w:tr>
+        <w:tc>
+          <w:tcPr>
+            <w:tcW w:type="dxa" w:w="1100"/>
+          </w:tcPr>
+          <w:p>
+            <w:r>
+              <w:rPr>
+                <w:b w:val="false"/>
+                <w:bCs w:val="false"/>
+                <w:sz w:val="18"/>
+                <w:szCs w:val="18"/>
+              </w:rPr>
+              <w:t xml:space="preserve">new_business</w:t>
+            </w:r>
+          </w:p>
+        </w:tc>
+        <w:tc>
+          <w:tcPr>
+            <w:tcW w:type="dxa" w:w="2600"/>
+          </w:tcPr>
+          <w:p>
+            <w:r>
+              <w:rPr>
+                <w:b w:val="false"/>
+                <w:bCs w:val="false"/>
+                <w:sz w:val="18"/>
+                <w:szCs w:val="18"/>
+              </w:rPr>
+              <w:t xml:space="preserve">Biologics platform: Erythropoietin trials + biosimilar KEYTRUDA</w:t>
+            </w:r>
+          </w:p>
+        </w:tc>
+        <w:tc>
+          <w:tcPr>
+            <w:tcW w:type="dxa" w:w="2400"/>
+          </w:tcPr>
+          <w:p>
+            <w:r>
+              <w:rPr>
+                <w:b w:val="false"/>
+                <w:bCs w:val="false"/>
+                <w:sz w:val="18"/>
+                <w:szCs w:val="18"/>
+              </w:rPr>
+              <w:t xml:space="preserve">Rs195cr+ multi-year capex; EPO trials late 2026; KEYTRUDA biosimilar targeted launch end-2028</w:t>
+            </w:r>
+          </w:p>
+        </w:tc>
+        <w:tc>
+          <w:tcPr>
+            <w:tcW w:type="dxa" w:w="900"/>
+          </w:tcPr>
+          <w:p>
+            <w:r>
+              <w:rPr>
+                <w:b w:val="false"/>
+                <w:bCs w:val="false"/>
+                <w:sz w:val="18"/>
+                <w:szCs w:val="18"/>
+              </w:rPr>
+              <w:t xml:space="preserve">beyond</w:t>
+            </w:r>
+          </w:p>
+        </w:tc>
+        <w:tc>
+          <w:tcPr>
+            <w:tcW w:type="dxa" w:w="1200"/>
+          </w:tcPr>
+          <w:p>
+            <w:r>
+              <w:rPr>
+                <w:b w:val="false"/>
+                <w:bCs w:val="false"/>
+                <w:sz w:val="18"/>
+                <w:szCs w:val="18"/>
+              </w:rPr>
+              <w:t xml:space="preserve">action</w:t>
+            </w:r>
+          </w:p>
+        </w:tc>
+        <w:tc>
+          <w:tcPr>
+            <w:tcW w:type="dxa" w:w="800"/>
+          </w:tcPr>
+          <w:p>
+            <w:r>
+              <w:rPr>
+                <w:b w:val="false"/>
+                <w:bCs w:val="false"/>
+                <w:sz w:val="18"/>
+                <w:szCs w:val="18"/>
+              </w:rPr>
+              <w:t xml:space="preserve">yes</w:t>
+            </w:r>
+          </w:p>
+        </w:tc>
+      </w:tr>
+      <w:tr>
+        <w:tc>
+          <w:tcPr>
+            <w:tcW w:type="dxa" w:w="1100"/>
+          </w:tcPr>
+          <w:p>
+            <w:r>
+              <w:rPr>
+                <w:b w:val="false"/>
+                <w:bCs w:val="false"/>
+                <w:sz w:val="18"/>
+                <w:szCs w:val="18"/>
+              </w:rPr>
+              <w:t xml:space="preserve">margin</w:t>
+            </w:r>
+          </w:p>
+        </w:tc>
+        <w:tc>
+          <w:tcPr>
+            <w:tcW w:type="dxa" w:w="2600"/>
+          </w:tcPr>
+          <w:p>
+            <w:r>
+              <w:rPr>
+                <w:b w:val="false"/>
+                <w:bCs w:val="false"/>
+                <w:sz w:val="18"/>
+                <w:szCs w:val="18"/>
+              </w:rPr>
+              <w:t xml:space="preserve">FY27 EBITDA margin to 27-28%, PAT margin 15.5%+</w:t>
+            </w:r>
+          </w:p>
+        </w:tc>
+        <w:tc>
+          <w:tcPr>
+            <w:tcW w:type="dxa" w:w="2400"/>
+          </w:tcPr>
+          <w:p>
+            <w:r>
+              <w:rPr>
+                <w:b w:val="false"/>
+                <w:bCs w:val="false"/>
+                <w:sz w:val="18"/>
+                <w:szCs w:val="18"/>
+              </w:rPr>
+              <w:t xml:space="preserve">revenue guide raised to &gt;Rs700cr, PAT &gt;Rs109cr</w:t>
+            </w:r>
+          </w:p>
+        </w:tc>
+        <w:tc>
+          <w:tcPr>
+            <w:tcW w:type="dxa" w:w="900"/>
+          </w:tcPr>
+          <w:p>
+            <w:r>
+              <w:rPr>
+                <w:b w:val="false"/>
+                <w:bCs w:val="false"/>
+                <w:sz w:val="18"/>
+                <w:szCs w:val="18"/>
+              </w:rPr>
+              <w:t xml:space="preserve">FY27</w:t>
+            </w:r>
+          </w:p>
+        </w:tc>
+        <w:tc>
+          <w:tcPr>
+            <w:tcW w:type="dxa" w:w="1200"/>
+          </w:tcPr>
+          <w:p>
+            <w:r>
+              <w:rPr>
+                <w:b w:val="false"/>
+                <w:bCs w:val="false"/>
+                <w:sz w:val="18"/>
+                <w:szCs w:val="18"/>
+              </w:rPr>
+              <w:t xml:space="preserve">expectation</w:t>
+            </w:r>
+          </w:p>
+        </w:tc>
+        <w:tc>
+          <w:tcPr>
+            <w:tcW w:type="dxa" w:w="800"/>
+          </w:tcPr>
+          <w:p>
+            <w:r>
+              <w:rPr>
+                <w:b w:val="false"/>
+                <w:bCs w:val="false"/>
+                <w:sz w:val="18"/>
+                <w:szCs w:val="18"/>
+              </w:rPr>
+              <w:t xml:space="preserve">yes</w:t>
+            </w:r>
+          </w:p>
+        </w:tc>
+      </w:tr>
+      <w:tr>
+        <w:tc>
+          <w:tcPr>
+            <w:tcW w:type="dxa" w:w="1100"/>
+          </w:tcPr>
+          <w:p>
+            <w:r>
+              <w:rPr>
+                <w:b w:val="false"/>
+                <w:bCs w:val="false"/>
+                <w:sz w:val="18"/>
+                <w:szCs w:val="18"/>
+              </w:rPr>
+              <w:t xml:space="preserve">balance_sheet</w:t>
+            </w:r>
+          </w:p>
+        </w:tc>
+        <w:tc>
+          <w:tcPr>
+            <w:tcW w:type="dxa" w:w="2600"/>
+          </w:tcPr>
+          <w:p>
+            <w:r>
+              <w:rPr>
+                <w:b w:val="false"/>
+                <w:bCs w:val="false"/>
+                <w:sz w:val="18"/>
+                <w:szCs w:val="18"/>
+              </w:rPr>
+              <w:t xml:space="preserve">Reduce debtor days toward 155-160 from an elevated level</w:t>
+            </w:r>
+          </w:p>
+        </w:tc>
+        <w:tc>
+          <w:tcPr>
+            <w:tcW w:type="dxa" w:w="2400"/>
+          </w:tcPr>
+          <w:p>
+            <w:r>
+              <w:rPr>
+                <w:b w:val="false"/>
+                <w:bCs w:val="false"/>
+                <w:sz w:val="18"/>
+                <w:szCs w:val="18"/>
+              </w:rPr>
+              <w:t xml:space="preserve">management cites 165-170 days elevated (concall); screener.in balance-sheet read shows ~203-208 days as of Mar-26</w:t>
+            </w:r>
+          </w:p>
+        </w:tc>
+        <w:tc>
+          <w:tcPr>
+            <w:tcW w:type="dxa" w:w="900"/>
+          </w:tcPr>
+          <w:p>
+            <w:r>
+              <w:rPr>
+                <w:b w:val="false"/>
+                <w:bCs w:val="false"/>
+                <w:sz w:val="18"/>
+                <w:szCs w:val="18"/>
+              </w:rPr>
+              <w:t xml:space="preserve">12M</w:t>
+            </w:r>
+          </w:p>
+        </w:tc>
+        <w:tc>
+          <w:tcPr>
+            <w:tcW w:type="dxa" w:w="1200"/>
+          </w:tcPr>
+          <w:p>
+            <w:r>
+              <w:rPr>
+                <w:b w:val="false"/>
+                <w:bCs w:val="false"/>
+                <w:sz w:val="18"/>
+                <w:szCs w:val="18"/>
+              </w:rPr>
+              <w:t xml:space="preserve">expectation</w:t>
+            </w:r>
+          </w:p>
+        </w:tc>
+        <w:tc>
+          <w:tcPr>
+            <w:tcW w:type="dxa" w:w="800"/>
+          </w:tcPr>
+          <w:p>
+            <w:r>
+              <w:rPr>
+                <w:b w:val="false"/>
+                <w:bCs w:val="false"/>
+                <w:sz w:val="18"/>
+                <w:szCs w:val="18"/>
+              </w:rPr>
+              <w:t xml:space="preserve">yes</w:t>
+            </w:r>
+          </w:p>
+        </w:tc>
+      </w:tr>
+      <w:tr>
+        <w:tc>
+          <w:tcPr>
+            <w:tcW w:type="dxa" w:w="1100"/>
+          </w:tcPr>
+          <w:p>
+            <w:r>
+              <w:rPr>
+                <w:b w:val="false"/>
+                <w:bCs w:val="false"/>
+                <w:sz w:val="18"/>
+                <w:szCs w:val="18"/>
+              </w:rPr>
+              <w:t xml:space="preserve">strategy</w:t>
+            </w:r>
+          </w:p>
+        </w:tc>
+        <w:tc>
+          <w:tcPr>
+            <w:tcW w:type="dxa" w:w="2600"/>
+          </w:tcPr>
+          <w:p>
+            <w:r>
+              <w:rPr>
+                <w:b w:val="false"/>
+                <w:bCs w:val="false"/>
+                <w:sz w:val="18"/>
+                <w:szCs w:val="18"/>
+              </w:rPr>
+              <w:t xml:space="preserve">Promoter-linked oncology-plant JV (Calor Biopharma) currently on hold</w:t>
+            </w:r>
+          </w:p>
+        </w:tc>
+        <w:tc>
+          <w:tcPr>
+            <w:tcW w:type="dxa" w:w="2400"/>
+          </w:tcPr>
+          <w:p>
+            <w:r>
+              <w:rPr>
+                <w:b w:val="false"/>
+                <w:bCs w:val="false"/>
+                <w:sz w:val="18"/>
+                <w:szCs w:val="18"/>
+              </w:rPr>
+              <w:t xml:space="preserve">JV between promoter Ramesh Arora and associate Deepak Bansal; land-purchase plans paused, no active status</w:t>
+            </w:r>
+          </w:p>
+        </w:tc>
+        <w:tc>
+          <w:tcPr>
+            <w:tcW w:type="dxa" w:w="900"/>
+          </w:tcPr>
+          <w:p>
+            <w:r>
+              <w:rPr>
+                <w:b w:val="false"/>
+                <w:bCs w:val="false"/>
+                <w:sz w:val="18"/>
+                <w:szCs w:val="18"/>
+              </w:rPr>
+              <w:t xml:space="preserve">beyond</w:t>
+            </w:r>
+          </w:p>
+        </w:tc>
+        <w:tc>
+          <w:tcPr>
+            <w:tcW w:type="dxa" w:w="1200"/>
+          </w:tcPr>
+          <w:p>
+            <w:r>
+              <w:rPr>
+                <w:b w:val="false"/>
+                <w:bCs w:val="false"/>
+                <w:sz w:val="18"/>
+                <w:szCs w:val="18"/>
+              </w:rPr>
+              <w:t xml:space="preserve">expectation</w:t>
+            </w:r>
+          </w:p>
+        </w:tc>
+        <w:tc>
+          <w:tcPr>
+            <w:tcW w:type="dxa" w:w="800"/>
+          </w:tcPr>
+          <w:p>
+            <w:r>
+              <w:rPr>
+                <w:b w:val="false"/>
+                <w:bCs w:val="false"/>
+                <w:sz w:val="18"/>
+                <w:szCs w:val="18"/>
+              </w:rPr>
+              <w:t xml:space="preserve"/>
+            </w:r>
+          </w:p>
+        </w:tc>
+      </w:tr>
+    </w:tbl>
+    <w:p>
+      <w:pPr>
+        <w:spacing w:after="60" w:before="120"/>
+      </w:pPr>
+      <w:r>
+        <w:rPr>
+          <w:b/>
+          <w:bCs/>
+          <w:sz w:val="20"/>
+          <w:szCs w:val="20"/>
+        </w:rPr>
+        <w:t xml:space="preserve">Earnings chain: </w:t>
+      </w:r>
+      <w:r>
+        <w:rPr>
+          <w:b w:val="false"/>
+          <w:bCs w:val="false"/>
+          <w:sz w:val="20"/>
+          <w:szCs w:val="20"/>
+        </w:rPr>
+        <w:t xml:space="preserve">export registrations/approvals (SFDA, Mexico, hormone/oncology)</w:t>
+      </w:r>
+      <w:r>
+        <w:rPr>
+          <w:color w:val="666666"/>
+          <w:sz w:val="20"/>
+          <w:szCs w:val="20"/>
+        </w:rPr>
+        <w:t xml:space="preserve"> → </w:t>
+      </w:r>
+      <w:r>
+        <w:rPr>
+          <w:b w:val="false"/>
+          <w:bCs w:val="false"/>
+          <w:sz w:val="20"/>
+          <w:szCs w:val="20"/>
+        </w:rPr>
+        <w:t xml:space="preserve">capacity commissioning (Unit 5 biologics, Unit 6 hormone)</w:t>
+      </w:r>
+      <w:r>
+        <w:rPr>
+          <w:color w:val="666666"/>
+          <w:sz w:val="20"/>
+          <w:szCs w:val="20"/>
+        </w:rPr>
+        <w:t xml:space="preserve"> → </w:t>
+      </w:r>
+      <w:r>
+        <w:rPr>
+          <w:b w:val="false"/>
+          <w:bCs w:val="false"/>
+          <w:sz w:val="20"/>
+          <w:szCs w:val="20"/>
+        </w:rPr>
+        <w:t xml:space="preserve">oncology/hormone mix-shift</w:t>
+      </w:r>
+      <w:r>
+        <w:rPr>
+          <w:color w:val="666666"/>
+          <w:sz w:val="20"/>
+          <w:szCs w:val="20"/>
+        </w:rPr>
+        <w:t xml:space="preserve"> → </w:t>
+      </w:r>
+      <w:r>
+        <w:rPr>
+          <w:b w:val="false"/>
+          <w:bCs w:val="false"/>
+          <w:sz w:val="20"/>
+          <w:szCs w:val="20"/>
+        </w:rPr>
+        <w:t xml:space="preserve">revenue growth (+36-46% YoY)</w:t>
+      </w:r>
+      <w:r>
+        <w:rPr>
+          <w:color w:val="666666"/>
+          <w:sz w:val="20"/>
+          <w:szCs w:val="20"/>
+        </w:rPr>
+        <w:t xml:space="preserve"> → </w:t>
+      </w:r>
+      <w:r>
+        <w:rPr>
+          <w:b w:val="false"/>
+          <w:bCs w:val="false"/>
+          <w:sz w:val="20"/>
+          <w:szCs w:val="20"/>
+        </w:rPr>
+        <w:t xml:space="preserve">operating leverage / EBITDA margin (21.9%-&gt;25.3%-&gt;27-28% guided)</w:t>
+      </w:r>
+      <w:r>
+        <w:rPr>
+          <w:color w:val="666666"/>
+          <w:sz w:val="20"/>
+          <w:szCs w:val="20"/>
+        </w:rPr>
+        <w:t xml:space="preserve"> → </w:t>
+      </w:r>
+      <w:r>
+        <w:rPr>
+          <w:b w:val="false"/>
+          <w:bCs w:val="false"/>
+          <w:sz w:val="20"/>
+          <w:szCs w:val="20"/>
+        </w:rPr>
+        <w:t xml:space="preserve">PAT growth</w:t>
+      </w:r>
+      <w:r>
+        <w:rPr>
+          <w:color w:val="666666"/>
+          <w:sz w:val="20"/>
+          <w:szCs w:val="20"/>
+        </w:rPr>
+        <w:t xml:space="preserve"> → </w:t>
+      </w:r>
+      <w:r>
+        <w:rPr>
+          <w:b w:val="false"/>
+          <w:bCs w:val="false"/>
+          <w:sz w:val="20"/>
+          <w:szCs w:val="20"/>
+        </w:rPr>
+        <w:t xml:space="preserve">cash conversion (CFO)</w:t>
+      </w:r>
+    </w:p>
+    <w:p>
+      <w:pPr>
+        <w:spacing w:after="120"/>
+      </w:pPr>
+      <w:r>
+        <w:rPr>
+          <w:color w:val="666666"/>
+          <w:sz w:val="18"/>
+          <w:szCs w:val="18"/>
+        </w:rPr>
+        <w:t xml:space="preserve">Bottleneck link: cash conversion (CFO) -- receivables build (debtor days ~203-208) is lagging the P&amp;L growth.</w:t>
+      </w:r>
+    </w:p>
+    <w:p>
+      <w:pPr>
+        <w:spacing w:after="120"/>
+      </w:pPr>
+      <w:r>
+        <w:rPr>
+          <w:color w:val="666666"/>
+          <w:sz w:val="18"/>
+          <w:szCs w:val="18"/>
+        </w:rPr>
+        <w:t xml:space="preserve">Operating leverage: yes -- margin has genuinely expanded 21.9%-&gt;25.3% YoY on scale + mix, guided further to 27-28%</w:t>
+      </w:r>
+    </w:p>
+    <w:p>
+      <w:pPr>
+        <w:spacing w:after="120"/>
+      </w:pPr>
+      <w:r>
+        <w:rPr>
+          <w:color w:val="666666"/>
+          <w:sz w:val="18"/>
+          <w:szCs w:val="18"/>
+        </w:rPr>
+        <w:t xml:space="preserve">Evidenced: revenue growth; operating leverage / EBITDA margin; PAT growth; cash conversion (CFO) -- evidenced as a weakening link in FY26. Still assumed: export registrations/approvals converting to sustained order flow; capacity commissioning (Unit 5/6) landing on schedule; oncology/hormone mix-shift reaching FY29-targeted levels.</w:t>
       </w:r>
     </w:p>
     <w:p>
@@ -302,7 +1755,7 @@
           </w:tcPr>
           <w:p>
             <w:r>
-              <w:t xml:space="preserve">2026-09-09</w:t>
+              <w:t xml:space="preserve">2026-09-18</w:t>
             </w:r>
           </w:p>
         </w:tc>
@@ -329,7 +1782,7 @@
           </w:tcPr>
           <w:p>
             <w:r>
-              <w:t xml:space="preserve">Rs 3577 · 45.4x P/E · 30x EV/EBITDA</w:t>
+              <w:t xml:space="preserve">Rs 3661 · 45x P/E · 30x EV/EBITDA</w:t>
             </w:r>
           </w:p>
         </w:tc>
@@ -383,7 +1836,7 @@
           </w:tcPr>
           <w:p>
             <w:r>
-              <w:t xml:space="preserve">~45x trailing / ~10x book after a ~8x one-year run; the multiple prices the FY29 guidance (Rs 1,000-1,100 Cr revenue, &gt;Rs 100 Cr PAT, 26-30% EBITDA margin via oncology mix-shift) as largely delivered -- needs ~35-40% EPS CAGR held for 3-4 years against a ~20-25x pharma exit</w:t>
+              <w:t xml:space="preserve">~45x trailing / ~10.8x book after an ~8x one-year run; the multiple prices the FY29 guidance (Rs1,000-1,100 Cr revenue, 30%+ EBITDA margin via oncology/hormone/biologics mix-shift) as largely delivered -- needs ~30-35% EPS CAGR held for 3-4 years against a ~20-25x pharma exit</w:t>
             </w:r>
           </w:p>
         </w:tc>
@@ -410,7 +1863,7 @@
           </w:tcPr>
           <w:p>
             <w:r>
-              <w:t xml:space="preserve">revenue toward the guided ~Rs 650 Cr (+30%+), EBITDA margin rising on oncology / hormones mix, PAT &gt;Rs 100 Cr -- Q1 FY27 (+46% revenue / +119% PAT) is tracking</w:t>
+              <w:t xml:space="preserve">revenue toward the raised Rs700cr+ guide (+39% YoY), EBITDA margin toward 27-28%, PAT &gt;Rs109cr -- Q1 FY27 (+46% revenue / +116-119% PAT) is tracking, though oncology mix (~20% vs ~26% guided) needs to recover in H2</w:t>
             </w:r>
           </w:p>
         </w:tc>
@@ -437,7 +1890,7 @@
           </w:tcPr>
           <w:p>
             <w:r>
-              <w:t xml:space="preserve">continued 25-35% growth if regulatory approvals (SFDA, Mexico oncology) convert to order flow; the swing risk is the working-capital cycle (~50% of sales in receivables)</w:t>
+              <w:t xml:space="preserve">continued 25-30% growth if hormone plant (Q3 FY27 commercial) and biologics platform ramp on schedule; the swing risk is whether the FY26 cash-conversion collapse (CFO/PAT ~25-32%) normalises or becomes structural</w:t>
             </w:r>
           </w:p>
         </w:tc>
@@ -545,7 +1998,7 @@
           </w:tcPr>
           <w:p>
             <w:r>
-              <w:t xml:space="preserve">the inflection is real and guidance-backed and Q1 FY27 is tracking, but an ~8x one-year re-rate to ~45x P/E already capitalises the FY29 targets; a doubled working-capital cycle with ~half of sales in receivables and no management answer on it caps the upside versus the implied path</w:t>
+              <w:t xml:space="preserve">the inflection is real, twice-guidance-raised, and Q1 FY27 is tracking, but an ~8x one-year re-rate to ~45x P/E already capitalises the FY29 targets; the newly-confirmed FY26 cash-conversion deterioration (CFO Rs17cr vs PAT Rs67cr) and a slipped oncology sub-target cap the upside versus the implied path</w:t>
             </w:r>
           </w:p>
         </w:tc>
@@ -595,6 +2048,35 @@
     </w:p>
     <w:p>
       <w:pPr>
+        <w:spacing w:after="120" w:before="120"/>
+      </w:pPr>
+      <w:r>
+        <w:rPr>
+          <w:b/>
+          <w:bCs/>
+          <w:sz w:val="20"/>
+          <w:szCs w:val="20"/>
+        </w:rPr>
+        <w:t xml:space="preserve">Catalyst: </w:t>
+      </w:r>
+      <w:r>
+        <w:rPr>
+          <w:sz w:val="20"/>
+          <w:szCs w:val="20"/>
+        </w:rPr>
+        <w:t xml:space="preserve">Hormone plant (Unit 6) commercial production start + a Q3 FY27 print showing oncology mix recovering to the guided 25-30%</w:t>
+      </w:r>
+      <w:r>
+        <w:rPr>
+          <w:color w:val="666666"/>
+          <w:sz w:val="18"/>
+          <w:szCs w:val="18"/>
+        </w:rPr>
+        <w:t xml:space="preserve"> (window ~4M from 2026-09-18; dated; evidence med; pending)</w:t>
+      </w:r>
+    </w:p>
+    <w:p>
+      <w:pPr>
         <w:pStyle w:val="Heading1"/>
         <w:spacing w:after="120" w:before="280"/>
       </w:pPr>
@@ -628,7 +2110,7 @@
           <w:sz w:val="20"/>
           <w:szCs w:val="20"/>
         </w:rPr>
-        <w:t xml:space="preserve">Quality metrics (ROCE · debt · FCF · margin · capex):</w:t>
+        <w:t xml:space="preserve">Value chain &amp; supply side:</w:t>
       </w:r>
     </w:p>
     <w:tbl>
@@ -659,178 +2141,130 @@
                 <w:b/>
                 <w:bCs/>
               </w:rPr>
-              <w:t xml:space="preserve">Assessment</w:t>
-            </w:r>
-          </w:p>
-        </w:tc>
-        <w:tc>
-          <w:tcPr>
-            <w:tcW w:type="dxa" w:w="5800"/>
-          </w:tcPr>
-          <w:p>
-            <w:r>
-              <w:t xml:space="preserve">concern</w:t>
-            </w:r>
-          </w:p>
-        </w:tc>
-      </w:tr>
-      <w:tr>
-        <w:tc>
-          <w:tcPr>
-            <w:tcW w:type="dxa" w:w="3200"/>
-            <w:shd w:fill="F2F2F2" w:val="clear"/>
-          </w:tcPr>
-          <w:p>
-            <w:r>
-              <w:rPr>
-                <w:b/>
-                <w:bCs/>
-              </w:rPr>
-              <w:t xml:space="preserve">ROCE</w:t>
-            </w:r>
-          </w:p>
-        </w:tc>
-        <w:tc>
-          <w:tcPr>
-            <w:tcW w:type="dxa" w:w="5800"/>
-          </w:tcPr>
-          <w:p>
-            <w:r>
-              <w:t xml:space="preserve">24% (improving)</w:t>
-            </w:r>
-          </w:p>
-        </w:tc>
-      </w:tr>
-      <w:tr>
-        <w:tc>
-          <w:tcPr>
-            <w:tcW w:type="dxa" w:w="3200"/>
-            <w:shd w:fill="F2F2F2" w:val="clear"/>
-          </w:tcPr>
-          <w:p>
-            <w:r>
-              <w:rPr>
-                <w:b/>
-                <w:bCs/>
-              </w:rPr>
-              <w:t xml:space="preserve">Leverage</w:t>
-            </w:r>
-          </w:p>
-        </w:tc>
-        <w:tc>
-          <w:tcPr>
-            <w:tcW w:type="dxa" w:w="5800"/>
-          </w:tcPr>
-          <w:p>
-            <w:r>
-              <w:t xml:space="preserve">Net debt/EBITDA 1x</w:t>
-            </w:r>
-          </w:p>
-        </w:tc>
-      </w:tr>
-      <w:tr>
-        <w:tc>
-          <w:tcPr>
-            <w:tcW w:type="dxa" w:w="3200"/>
-            <w:shd w:fill="F2F2F2" w:val="clear"/>
-          </w:tcPr>
-          <w:p>
-            <w:r>
-              <w:rPr>
-                <w:b/>
-                <w:bCs/>
-              </w:rPr>
-              <w:t xml:space="preserve">FCF conversion</w:t>
-            </w:r>
-          </w:p>
-        </w:tc>
-        <w:tc>
-          <w:tcPr>
-            <w:tcW w:type="dxa" w:w="5800"/>
-          </w:tcPr>
-          <w:p>
-            <w:r>
-              <w:t xml:space="preserve">10%</w:t>
-            </w:r>
-          </w:p>
-        </w:tc>
-      </w:tr>
-      <w:tr>
-        <w:tc>
-          <w:tcPr>
-            <w:tcW w:type="dxa" w:w="3200"/>
-            <w:shd w:fill="F2F2F2" w:val="clear"/>
-          </w:tcPr>
-          <w:p>
-            <w:r>
-              <w:rPr>
-                <w:b/>
-                <w:bCs/>
-              </w:rPr>
-              <w:t xml:space="preserve">Margin trend</w:t>
-            </w:r>
-          </w:p>
-        </w:tc>
-        <w:tc>
-          <w:tcPr>
-            <w:tcW w:type="dxa" w:w="5800"/>
-          </w:tcPr>
-          <w:p>
-            <w:r>
-              <w:t xml:space="preserve">expanding</w:t>
-            </w:r>
-          </w:p>
-        </w:tc>
-      </w:tr>
-      <w:tr>
-        <w:tc>
-          <w:tcPr>
-            <w:tcW w:type="dxa" w:w="3200"/>
-            <w:shd w:fill="F2F2F2" w:val="clear"/>
-          </w:tcPr>
-          <w:p>
-            <w:r>
-              <w:rPr>
-                <w:b/>
-                <w:bCs/>
-              </w:rPr>
-              <w:t xml:space="preserve">Capex efficiency</w:t>
-            </w:r>
-          </w:p>
-        </w:tc>
-        <w:tc>
-          <w:tcPr>
-            <w:tcW w:type="dxa" w:w="5800"/>
-          </w:tcPr>
-          <w:p>
-            <w:r>
-              <w:t xml:space="preserve">neutral</w:t>
+              <w:t xml:space="preserve">Theme</w:t>
+            </w:r>
+          </w:p>
+        </w:tc>
+        <w:tc>
+          <w:tcPr>
+            <w:tcW w:type="dxa" w:w="5800"/>
+          </w:tcPr>
+          <w:p>
+            <w:r>
+              <w:t xml:space="preserve">generic injectables/formulations export -&gt; oncology/biologics/hormone mix-shift (specialty pharma manufacturing)</w:t>
+            </w:r>
+          </w:p>
+        </w:tc>
+      </w:tr>
+      <w:tr>
+        <w:tc>
+          <w:tcPr>
+            <w:tcW w:type="dxa" w:w="3200"/>
+            <w:shd w:fill="F2F2F2" w:val="clear"/>
+          </w:tcPr>
+          <w:p>
+            <w:r>
+              <w:rPr>
+                <w:b/>
+                <w:bCs/>
+              </w:rPr>
+              <w:t xml:space="preserve">This company's position</w:t>
+            </w:r>
+          </w:p>
+        </w:tc>
+        <w:tc>
+          <w:tcPr>
+            <w:tcW w:type="dxa" w:w="5800"/>
+          </w:tcPr>
+          <w:p>
+            <w:r>
+              <w:t xml:space="preserve">ANVISA/EU-GMP certified generic injectables exporter to MENA/CIS/LatAm (via distributor relationships incl. Mana Pharma/SD Pharma), moving up-mix into oncology, biosimilars and hormones</w:t>
+            </w:r>
+          </w:p>
+        </w:tc>
+      </w:tr>
+      <w:tr>
+        <w:tc>
+          <w:tcPr>
+            <w:tcW w:type="dxa" w:w="3200"/>
+            <w:shd w:fill="F2F2F2" w:val="clear"/>
+          </w:tcPr>
+          <w:p>
+            <w:r>
+              <w:rPr>
+                <w:b/>
+                <w:bCs/>
+              </w:rPr>
+              <w:t xml:space="preserve">Bottleneck node (pricing power)</w:t>
+            </w:r>
+          </w:p>
+        </w:tc>
+        <w:tc>
+          <w:tcPr>
+            <w:tcW w:type="dxa" w:w="5800"/>
+          </w:tcPr>
+          <w:p>
+            <w:r>
+              <w:t xml:space="preserve">per-market regulatory registrations, and a working-capital-intensive export receivables cycle</w:t>
+            </w:r>
+          </w:p>
+        </w:tc>
+      </w:tr>
+      <w:tr>
+        <w:tc>
+          <w:tcPr>
+            <w:tcW w:type="dxa" w:w="3200"/>
+            <w:shd w:fill="F2F2F2" w:val="clear"/>
+          </w:tcPr>
+          <w:p>
+            <w:r>
+              <w:rPr>
+                <w:b/>
+                <w:bCs/>
+              </w:rPr>
+              <w:t xml:space="preserve">Supply-side status</w:t>
+            </w:r>
+          </w:p>
+        </w:tc>
+        <w:tc>
+          <w:tcPr>
+            <w:tcW w:type="dxa" w:w="5800"/>
+          </w:tcPr>
+          <w:p>
+            <w:r>
+              <w:t xml:space="preserve">adding</w:t>
+            </w:r>
+          </w:p>
+        </w:tc>
+      </w:tr>
+      <w:tr>
+        <w:tc>
+          <w:tcPr>
+            <w:tcW w:type="dxa" w:w="3200"/>
+            <w:shd w:fill="F2F2F2" w:val="clear"/>
+          </w:tcPr>
+          <w:p>
+            <w:r>
+              <w:rPr>
+                <w:b/>
+                <w:bCs/>
+              </w:rPr>
+              <w:t xml:space="preserve">Adjacent-node peers</w:t>
+            </w:r>
+          </w:p>
+        </w:tc>
+        <w:tc>
+          <w:tcPr>
+            <w:tcW w:type="dxa" w:w="5800"/>
+          </w:tcPr>
+          <w:p>
+            <w:r>
+              <w:t xml:space="preserve">Caplin Point Laboratories, Shilpa Medicare, Gland Pharma, Neuland Laboratories</w:t>
             </w:r>
           </w:p>
         </w:tc>
       </w:tr>
     </w:tbl>
-    <w:p>
-      <w:pPr>
-        <w:spacing w:after="60" w:before="120"/>
-      </w:pPr>
-      <w:r>
-        <w:rPr>
-          <w:b/>
-          <w:bCs/>
-          <w:sz w:val="20"/>
-          <w:szCs w:val="20"/>
-        </w:rPr>
-        <w:t xml:space="preserve">Track record (Coffee Can persistence check): </w:t>
-      </w:r>
-      <w:r>
-        <w:rPr>
-          <w:sz w:val="20"/>
-          <w:szCs w:val="20"/>
-        </w:rPr>
-        <w:t xml:space="preserve">cleared revenue growth ≥10% AND ROCE ≥15% in 8 of the last 11 years (consistency_score 73)</w:t>
-      </w:r>
-    </w:p>
     <w:p>
       <w:pPr>
         <w:spacing w:after="120"/>
@@ -841,7 +2275,484 @@
           <w:sz w:val="18"/>
           <w:szCs w:val="18"/>
         </w:rPr>
-        <w:t xml:space="preserve">Per screener.in consolidated (FY16-FY26): 8 of 11 years cleared both &gt;=10% revenue growth and &gt;=15% ROCE (FY17-19, FY21-22, FY24-26). FY20 and FY23 saw revenue decline (-16%, -45%) -- a lumpy tender/export-order-driven injectables business, not a smooth compounder (FY22 ROCE 98% is a spike). The FY24-26 run (rev +21-36% / ROCE 16-24%) is a genuine clean stretch.</w:t>
+        <w:t xml:space="preserve">Registered-market/tender-based emerging-market generics-injectables exporters are broadly in a capacity-adding phase as several players chase the same oncology/biosimilar mix-shift; KPL's edge is its GMP certifications and existing MENA/CIS/LatAm distributor relationships rather than a hard structural moat.</w:t>
+      </w:r>
+    </w:p>
+    <w:p>
+      <w:pPr>
+        <w:spacing w:after="60" w:before="120"/>
+      </w:pPr>
+      <w:r>
+        <w:rPr>
+          <w:b/>
+          <w:bCs/>
+          <w:sz w:val="20"/>
+          <w:szCs w:val="20"/>
+        </w:rPr>
+        <w:t xml:space="preserve">Earnings quality: </w:t>
+      </w:r>
+      <w:r>
+        <w:rPr>
+          <w:sz w:val="20"/>
+          <w:szCs w:val="20"/>
+        </w:rPr>
+        <w:t xml:space="preserve">margin driver mixed</w:t>
+      </w:r>
+      <w:r>
+        <w:rPr>
+          <w:b/>
+          <w:bCs/>
+          <w:color w:val="A32020"/>
+          <w:sz w:val="20"/>
+          <w:szCs w:val="20"/>
+        </w:rPr>
+        <w:t xml:space="preserve"/>
+      </w:r>
+    </w:p>
+    <w:p>
+      <w:pPr>
+        <w:spacing w:after="120"/>
+      </w:pPr>
+      <w:r>
+        <w:rPr>
+          <w:color w:val="666666"/>
+          <w:sz w:val="18"/>
+          <w:szCs w:val="18"/>
+        </w:rPr>
+        <w:t xml:space="preserve">Drivers: oncology/hormone/biologics mix-shift (higher realisations); operating leverage on existing injectables capacity; product/registration mix across export geographies.</w:t>
+      </w:r>
+    </w:p>
+    <w:p>
+      <w:pPr>
+        <w:spacing w:after="120"/>
+      </w:pPr>
+      <w:r>
+        <w:rPr>
+          <w:color w:val="666666"/>
+          <w:sz w:val="18"/>
+          <w:szCs w:val="18"/>
+        </w:rPr>
+        <w:t xml:space="preserve">Current ~25% EBITDA margin sits below management's own 27-30% FY27-29 structural target, so this reads as margin still building toward a new base via mix-shift, not a cyclical peak due to revert.</w:t>
+      </w:r>
+    </w:p>
+    <w:p>
+      <w:pPr>
+        <w:spacing w:after="120"/>
+      </w:pPr>
+      <w:r>
+        <w:rPr>
+          <w:b/>
+          <w:bCs/>
+          <w:sz w:val="20"/>
+          <w:szCs w:val="20"/>
+        </w:rPr>
+        <w:t xml:space="preserve">Management quality (TVGP's "P"):</w:t>
+      </w:r>
+    </w:p>
+    <w:tbl>
+      <w:tblPr>
+        <w:tblW w:type="dxa" w:w="9000"/>
+        <w:tblBorders>
+          <w:top w:val="single" w:color="auto" w:sz="4"/>
+          <w:left w:val="single" w:color="auto" w:sz="4"/>
+          <w:bottom w:val="single" w:color="auto" w:sz="4"/>
+          <w:right w:val="single" w:color="auto" w:sz="4"/>
+          <w:insideH w:val="single" w:color="auto" w:sz="4"/>
+          <w:insideV w:val="single" w:color="auto" w:sz="4"/>
+        </w:tblBorders>
+      </w:tblPr>
+      <w:tblGrid>
+        <w:gridCol w:w="3200"/>
+        <w:gridCol w:w="5800"/>
+      </w:tblGrid>
+      <w:tr>
+        <w:tc>
+          <w:tcPr>
+            <w:tcW w:type="dxa" w:w="3200"/>
+            <w:shd w:fill="F2F2F2" w:val="clear"/>
+          </w:tcPr>
+          <w:p>
+            <w:r>
+              <w:rPr>
+                <w:b/>
+                <w:bCs/>
+              </w:rPr>
+              <w:t xml:space="preserve">Assessment</w:t>
+            </w:r>
+          </w:p>
+        </w:tc>
+        <w:tc>
+          <w:tcPr>
+            <w:tcW w:type="dxa" w:w="5800"/>
+          </w:tcPr>
+          <w:p>
+            <w:r>
+              <w:t xml:space="preserve">neutral</w:t>
+            </w:r>
+          </w:p>
+        </w:tc>
+      </w:tr>
+      <w:tr>
+        <w:tc>
+          <w:tcPr>
+            <w:tcW w:type="dxa" w:w="3200"/>
+            <w:shd w:fill="F2F2F2" w:val="clear"/>
+          </w:tcPr>
+          <w:p>
+            <w:r>
+              <w:rPr>
+                <w:b/>
+                <w:bCs/>
+              </w:rPr>
+              <w:t xml:space="preserve">Capital allocation</w:t>
+            </w:r>
+          </w:p>
+        </w:tc>
+        <w:tc>
+          <w:tcPr>
+            <w:tcW w:type="dxa" w:w="5800"/>
+          </w:tcPr>
+          <w:p>
+            <w:r>
+              <w:t xml:space="preserve">FY27 capex of Rs185-190cr funded from operating cash flow plus an already-secured, unutilised extended loan (no QIP/preferential dilution); gross D/E has fallen from 0.44 (FY24) to 0.39 (FY26) even as capex ramps -- but a promoter-linked JV (Calor Biopharma, with associate Deepak Bansal) for oncology capacity was floated then quietly put on hold, and no capital has been returned to shareholders (neutral)</w:t>
+            </w:r>
+          </w:p>
+        </w:tc>
+      </w:tr>
+      <w:tr>
+        <w:tc>
+          <w:tcPr>
+            <w:tcW w:type="dxa" w:w="3200"/>
+            <w:shd w:fill="F2F2F2" w:val="clear"/>
+          </w:tcPr>
+          <w:p>
+            <w:r>
+              <w:rPr>
+                <w:b/>
+                <w:bCs/>
+              </w:rPr>
+              <w:t xml:space="preserve">Related-party trend</w:t>
+            </w:r>
+          </w:p>
+        </w:tc>
+        <w:tc>
+          <w:tcPr>
+            <w:tcW w:type="dxa" w:w="5800"/>
+          </w:tcPr>
+          <w:p>
+            <w:r>
+              <w:t xml:space="preserve">unclear</w:t>
+            </w:r>
+          </w:p>
+        </w:tc>
+      </w:tr>
+      <w:tr>
+        <w:tc>
+          <w:tcPr>
+            <w:tcW w:type="dxa" w:w="3200"/>
+            <w:shd w:fill="F2F2F2" w:val="clear"/>
+          </w:tcPr>
+          <w:p>
+            <w:r>
+              <w:rPr>
+                <w:b/>
+                <w:bCs/>
+              </w:rPr>
+              <w:t xml:space="preserve">Guidance credibility</w:t>
+            </w:r>
+          </w:p>
+        </w:tc>
+        <w:tc>
+          <w:tcPr>
+            <w:tcW w:type="dxa" w:w="5800"/>
+          </w:tcPr>
+          <w:p>
+            <w:r>
+              <w:t xml:space="preserve">mixed</w:t>
+            </w:r>
+          </w:p>
+        </w:tc>
+      </w:tr>
+      <w:tr>
+        <w:tc>
+          <w:tcPr>
+            <w:tcW w:type="dxa" w:w="3200"/>
+            <w:shd w:fill="F2F2F2" w:val="clear"/>
+          </w:tcPr>
+          <w:p>
+            <w:r>
+              <w:rPr>
+                <w:b/>
+                <w:bCs/>
+              </w:rPr>
+              <w:t xml:space="preserve">Shareholder returns</w:t>
+            </w:r>
+          </w:p>
+        </w:tc>
+        <w:tc>
+          <w:tcPr>
+            <w:tcW w:type="dxa" w:w="5800"/>
+          </w:tcPr>
+          <w:p>
+            <w:r>
+              <w:t xml:space="preserve">none</w:t>
+            </w:r>
+          </w:p>
+        </w:tc>
+      </w:tr>
+      <w:tr>
+        <w:tc>
+          <w:tcPr>
+            <w:tcW w:type="dxa" w:w="3200"/>
+            <w:shd w:fill="F2F2F2" w:val="clear"/>
+          </w:tcPr>
+          <w:p>
+            <w:r>
+              <w:rPr>
+                <w:b/>
+                <w:bCs/>
+              </w:rPr>
+              <w:t xml:space="preserve">Capability ladder / VAP</w:t>
+            </w:r>
+          </w:p>
+        </w:tc>
+        <w:tc>
+          <w:tcPr>
+            <w:tcW w:type="dxa" w:w="5800"/>
+          </w:tcPr>
+          <w:p>
+            <w:r>
+              <w:t xml:space="preserve">Explicit mix-shift language from base generic injectables -&gt; oncology -&gt; hormones -&gt; biologics/biosimilars (Erythropoietin, biosimilar KEYTRUDA), each an explicit step up the value/complexity curve.</w:t>
+            </w:r>
+          </w:p>
+        </w:tc>
+      </w:tr>
+    </w:tbl>
+    <w:p>
+      <w:pPr>
+        <w:spacing w:after="120"/>
+      </w:pPr>
+      <w:r>
+        <w:rPr>
+          <w:b/>
+          <w:bCs/>
+          <w:sz w:val="20"/>
+          <w:szCs w:val="20"/>
+        </w:rPr>
+        <w:t xml:space="preserve">Quality metrics (ROCE · debt · FCF · margin · capex):</w:t>
+      </w:r>
+    </w:p>
+    <w:tbl>
+      <w:tblPr>
+        <w:tblW w:type="dxa" w:w="9000"/>
+        <w:tblBorders>
+          <w:top w:val="single" w:color="auto" w:sz="4"/>
+          <w:left w:val="single" w:color="auto" w:sz="4"/>
+          <w:bottom w:val="single" w:color="auto" w:sz="4"/>
+          <w:right w:val="single" w:color="auto" w:sz="4"/>
+          <w:insideH w:val="single" w:color="auto" w:sz="4"/>
+          <w:insideV w:val="single" w:color="auto" w:sz="4"/>
+        </w:tblBorders>
+      </w:tblPr>
+      <w:tblGrid>
+        <w:gridCol w:w="3200"/>
+        <w:gridCol w:w="5800"/>
+      </w:tblGrid>
+      <w:tr>
+        <w:tc>
+          <w:tcPr>
+            <w:tcW w:type="dxa" w:w="3200"/>
+            <w:shd w:fill="F2F2F2" w:val="clear"/>
+          </w:tcPr>
+          <w:p>
+            <w:r>
+              <w:rPr>
+                <w:b/>
+                <w:bCs/>
+              </w:rPr>
+              <w:t xml:space="preserve">Assessment</w:t>
+            </w:r>
+          </w:p>
+        </w:tc>
+        <w:tc>
+          <w:tcPr>
+            <w:tcW w:type="dxa" w:w="5800"/>
+          </w:tcPr>
+          <w:p>
+            <w:r>
+              <w:t xml:space="preserve">concern</w:t>
+            </w:r>
+          </w:p>
+        </w:tc>
+      </w:tr>
+      <w:tr>
+        <w:tc>
+          <w:tcPr>
+            <w:tcW w:type="dxa" w:w="3200"/>
+            <w:shd w:fill="F2F2F2" w:val="clear"/>
+          </w:tcPr>
+          <w:p>
+            <w:r>
+              <w:rPr>
+                <w:b/>
+                <w:bCs/>
+              </w:rPr>
+              <w:t xml:space="preserve">ROCE</w:t>
+            </w:r>
+          </w:p>
+        </w:tc>
+        <w:tc>
+          <w:tcPr>
+            <w:tcW w:type="dxa" w:w="5800"/>
+          </w:tcPr>
+          <w:p>
+            <w:r>
+              <w:t xml:space="preserve">24% (improving)</w:t>
+            </w:r>
+          </w:p>
+        </w:tc>
+      </w:tr>
+      <w:tr>
+        <w:tc>
+          <w:tcPr>
+            <w:tcW w:type="dxa" w:w="3200"/>
+            <w:shd w:fill="F2F2F2" w:val="clear"/>
+          </w:tcPr>
+          <w:p>
+            <w:r>
+              <w:rPr>
+                <w:b/>
+                <w:bCs/>
+              </w:rPr>
+              <w:t xml:space="preserve">Leverage</w:t>
+            </w:r>
+          </w:p>
+        </w:tc>
+        <w:tc>
+          <w:tcPr>
+            <w:tcW w:type="dxa" w:w="5800"/>
+          </w:tcPr>
+          <w:p>
+            <w:r>
+              <w:t xml:space="preserve">Net debt/EBITDA 1.1x</w:t>
+            </w:r>
+          </w:p>
+        </w:tc>
+      </w:tr>
+      <w:tr>
+        <w:tc>
+          <w:tcPr>
+            <w:tcW w:type="dxa" w:w="3200"/>
+            <w:shd w:fill="F2F2F2" w:val="clear"/>
+          </w:tcPr>
+          <w:p>
+            <w:r>
+              <w:rPr>
+                <w:b/>
+                <w:bCs/>
+              </w:rPr>
+              <w:t xml:space="preserve">FCF conversion</w:t>
+            </w:r>
+          </w:p>
+        </w:tc>
+        <w:tc>
+          <w:tcPr>
+            <w:tcW w:type="dxa" w:w="5800"/>
+          </w:tcPr>
+          <w:p>
+            <w:r>
+              <w:t xml:space="preserve">-7%</w:t>
+            </w:r>
+          </w:p>
+        </w:tc>
+      </w:tr>
+      <w:tr>
+        <w:tc>
+          <w:tcPr>
+            <w:tcW w:type="dxa" w:w="3200"/>
+            <w:shd w:fill="F2F2F2" w:val="clear"/>
+          </w:tcPr>
+          <w:p>
+            <w:r>
+              <w:rPr>
+                <w:b/>
+                <w:bCs/>
+              </w:rPr>
+              <w:t xml:space="preserve">Margin trend</w:t>
+            </w:r>
+          </w:p>
+        </w:tc>
+        <w:tc>
+          <w:tcPr>
+            <w:tcW w:type="dxa" w:w="5800"/>
+          </w:tcPr>
+          <w:p>
+            <w:r>
+              <w:t xml:space="preserve">expanding</w:t>
+            </w:r>
+          </w:p>
+        </w:tc>
+      </w:tr>
+      <w:tr>
+        <w:tc>
+          <w:tcPr>
+            <w:tcW w:type="dxa" w:w="3200"/>
+            <w:shd w:fill="F2F2F2" w:val="clear"/>
+          </w:tcPr>
+          <w:p>
+            <w:r>
+              <w:rPr>
+                <w:b/>
+                <w:bCs/>
+              </w:rPr>
+              <w:t xml:space="preserve">Capex efficiency</w:t>
+            </w:r>
+          </w:p>
+        </w:tc>
+        <w:tc>
+          <w:tcPr>
+            <w:tcW w:type="dxa" w:w="5800"/>
+          </w:tcPr>
+          <w:p>
+            <w:r>
+              <w:t xml:space="preserve">neutral</w:t>
+            </w:r>
+          </w:p>
+        </w:tc>
+      </w:tr>
+    </w:tbl>
+    <w:p>
+      <w:pPr>
+        <w:spacing w:after="60" w:before="120"/>
+      </w:pPr>
+      <w:r>
+        <w:rPr>
+          <w:b/>
+          <w:bCs/>
+          <w:sz w:val="20"/>
+          <w:szCs w:val="20"/>
+        </w:rPr>
+        <w:t xml:space="preserve">Track record (Coffee Can persistence check): </w:t>
+      </w:r>
+      <w:r>
+        <w:rPr>
+          <w:sz w:val="20"/>
+          <w:szCs w:val="20"/>
+        </w:rPr>
+        <w:t xml:space="preserve">cleared revenue growth ≥10% AND ROCE ≥15% in 8 of the last 11 years (consistency_score 73)</w:t>
+      </w:r>
+    </w:p>
+    <w:p>
+      <w:pPr>
+        <w:spacing w:after="120"/>
+      </w:pPr>
+      <w:r>
+        <w:rPr>
+          <w:color w:val="666666"/>
+          <w:sz w:val="18"/>
+          <w:szCs w:val="18"/>
+        </w:rPr>
+        <w:t xml:space="preserve">Per screener.in consolidated (FY16-FY26): 8 of 11 years cleared both &gt;=10% revenue growth and &gt;=15% ROCE (FY17-19, FY21-22, FY24-26). FY20 and FY23 saw revenue decline (-16%, -45%) -- a lumpy tender/export-order-driven injectables business, not a smooth compounder (FY22 ROCE 98% is a spike). FY24-26 (rev +21-36%/ROCE 16-24%) is a genuine clean stretch, though FY26 cash conversion (CFO Rs17cr vs PAT Rs67cr) is a new wrinkle in an otherwise clean run.</w:t>
       </w:r>
     </w:p>
     <w:p>
@@ -850,62 +2761,7 @@
         <w:spacing w:after="120" w:before="280"/>
       </w:pPr>
       <w:r>
-        <w:t xml:space="preserve">Technical Read (Weekly / Monthly MACD + Bollinger Bands, or RSI/CCI/Williams %R proxy)</w:t>
-      </w:r>
-    </w:p>
-    <w:p>
-      <w:pPr>
-        <w:spacing w:after="120"/>
-      </w:pPr>
-      <w:r>
-        <w:t xml:space="preserve">Stock has already risen roughly 8x from ~Rs 300 to a new 52-week high near Rs 3,725 within about a year, per a long-time community poster's own account; not independently charted further this pass.</w:t>
-      </w:r>
-    </w:p>
-    <w:p>
-      <w:pPr>
-        <w:pStyle w:val="Heading1"/>
-        <w:spacing w:after="120" w:before="280"/>
-      </w:pPr>
-      <w:r>
-        <w:t xml:space="preserve">ValuePickr Community Signal</w:t>
-      </w:r>
-    </w:p>
-    <w:p>
-      <w:pPr>
-        <w:spacing w:after="120"/>
-      </w:pPr>
-      <w:r>
-        <w:t xml:space="preserve">Read the most recent 50 of 107 fetched posts (2022-11 to 2026-06), single batch (first-time read). Early sentiment (2022-2023) was skeptical -- one poster explicitly called out apparent promotional pushing by a specific user (Aarti) and suspected a 'dumping' pattern. Sentiment shifted decisively bullish through 2025-2026 as regulatory approvals (SFDA GMP, Mexico Cyclophosphamide approval) and then genuinely strong Q1 FY27 results materialized alongside detailed, specific FY26-FY29 management guidance presented at an investor conference. The most recent posts (Jun 2026) show the same early-skeptic dynamic resolved in the bulls' favor, with the previously-doubted poster (Aarti) publicly noting the stock's 8x move as vindication.</w:t>
-      </w:r>
-    </w:p>
-    <w:p>
-      <w:pPr>
-        <w:spacing w:after="120"/>
-      </w:pPr>
-      <w:r>
-        <w:rPr>
-          <w:b/>
-          <w:bCs/>
-          <w:sz w:val="20"/>
-          <w:szCs w:val="20"/>
-        </w:rPr>
-        <w:t xml:space="preserve">High-conviction call from a top contributor: </w:t>
-      </w:r>
-      <w:r>
-        <w:rPr>
-          <w:sz w:val="20"/>
-          <w:szCs w:val="20"/>
-        </w:rPr>
-        <w:t xml:space="preserve">vikasbargale (trusted, elevated, invested at only a measured 2% allocation) was the most engaged recent tracker, sharing AGM content and investor presentations, but consistently pushed back on overly optimistic community projections, explicitly asking for conservative growth/margin/PE assumptions and a margin of safety -- a notably disciplined stance from an invested trusted user, not blind promotion. Chandragupta (trusted, elevated) asked an early (2024) unanswered question about US FDA approval and biologics progress. tjjeykumar (non-trusted) flagged a genuine, unresolved working-capital concern in Jan 2025: working capital cycle had doubled and roughly half of sales sit in receivables.</w:t>
-      </w:r>
-    </w:p>
-    <w:p>
-      <w:pPr>
-        <w:pStyle w:val="Heading1"/>
-        <w:spacing w:after="120" w:before="280"/>
-      </w:pPr>
-      <w:r>
-        <w:t xml:space="preserve">Trusted-User Signals (Ongoing)</w:t>
+        <w:t xml:space="preserve">Fundamentals-Gap Checks (shareholding · working capital · sector KPIs · scenario analysis)</w:t>
       </w:r>
     </w:p>
     <w:p>
@@ -920,12 +2776,12 @@
           <w:sz w:val="18"/>
           <w:szCs w:val="18"/>
         </w:rPr>
-        <w:t xml:space="preserve">Every time a trusted user expresses clear conviction on this stock, most recent first — this section accumulates over time, it isn't a one-time snapshot.</w:t>
-      </w:r>
-    </w:p>
-    <w:p>
-      <w:pPr>
-        <w:spacing w:after="100"/>
+        <w:t xml:space="preserve">Extra fundamentals extracted from the same filings — informational only, not yet consumed by any scoring script.</w:t>
+      </w:r>
+    </w:p>
+    <w:p>
+      <w:pPr>
+        <w:spacing w:after="120"/>
       </w:pPr>
       <w:r>
         <w:rPr>
@@ -934,8 +2790,599 @@
           <w:sz w:val="20"/>
           <w:szCs w:val="20"/>
         </w:rPr>
-        <w:t xml:space="preserve">2026-03-04 — vikasbargale</w:t>
-      </w:r>
+        <w:t xml:space="preserve">Shareholding pattern:</w:t>
+      </w:r>
+    </w:p>
+    <w:tbl>
+      <w:tblPr>
+        <w:tblW w:type="dxa" w:w="9000"/>
+        <w:tblBorders>
+          <w:top w:val="single" w:color="auto" w:sz="4"/>
+          <w:left w:val="single" w:color="auto" w:sz="4"/>
+          <w:bottom w:val="single" w:color="auto" w:sz="4"/>
+          <w:right w:val="single" w:color="auto" w:sz="4"/>
+          <w:insideH w:val="single" w:color="auto" w:sz="4"/>
+          <w:insideV w:val="single" w:color="auto" w:sz="4"/>
+        </w:tblBorders>
+      </w:tblPr>
+      <w:tblGrid>
+        <w:gridCol w:w="3200"/>
+        <w:gridCol w:w="5800"/>
+      </w:tblGrid>
+      <w:tr>
+        <w:tc>
+          <w:tcPr>
+            <w:tcW w:type="dxa" w:w="3200"/>
+            <w:shd w:fill="F2F2F2" w:val="clear"/>
+          </w:tcPr>
+          <w:p>
+            <w:r>
+              <w:rPr>
+                <w:b/>
+                <w:bCs/>
+              </w:rPr>
+              <w:t xml:space="preserve">Promoter %</w:t>
+            </w:r>
+          </w:p>
+        </w:tc>
+        <w:tc>
+          <w:tcPr>
+            <w:tcW w:type="dxa" w:w="5800"/>
+          </w:tcPr>
+          <w:p>
+            <w:r>
+              <w:t xml:space="preserve">54.87% (stable)</w:t>
+            </w:r>
+          </w:p>
+        </w:tc>
+      </w:tr>
+      <w:tr>
+        <w:tc>
+          <w:tcPr>
+            <w:tcW w:type="dxa" w:w="3200"/>
+            <w:shd w:fill="F2F2F2" w:val="clear"/>
+          </w:tcPr>
+          <w:p>
+            <w:r>
+              <w:rPr>
+                <w:b/>
+                <w:bCs/>
+              </w:rPr>
+              <w:t xml:space="preserve">Pledge %</w:t>
+            </w:r>
+          </w:p>
+        </w:tc>
+        <w:tc>
+          <w:tcPr>
+            <w:tcW w:type="dxa" w:w="5800"/>
+          </w:tcPr>
+          <w:p>
+            <w:r>
+              <w:t xml:space="preserve">0% (stable)</w:t>
+            </w:r>
+          </w:p>
+        </w:tc>
+      </w:tr>
+      <w:tr>
+        <w:tc>
+          <w:tcPr>
+            <w:tcW w:type="dxa" w:w="3200"/>
+            <w:shd w:fill="F2F2F2" w:val="clear"/>
+          </w:tcPr>
+          <w:p>
+            <w:r>
+              <w:rPr>
+                <w:b/>
+                <w:bCs/>
+              </w:rPr>
+              <w:t xml:space="preserve">FII/DII %</w:t>
+            </w:r>
+          </w:p>
+        </w:tc>
+        <w:tc>
+          <w:tcPr>
+            <w:tcW w:type="dxa" w:w="5800"/>
+          </w:tcPr>
+          <w:p>
+            <w:r>
+              <w:t xml:space="preserve">3.69% (rising)</w:t>
+            </w:r>
+          </w:p>
+        </w:tc>
+      </w:tr>
+      <w:tr>
+        <w:tc>
+          <w:tcPr>
+            <w:tcW w:type="dxa" w:w="3200"/>
+            <w:shd w:fill="F2F2F2" w:val="clear"/>
+          </w:tcPr>
+          <w:p>
+            <w:r>
+              <w:rPr>
+                <w:b/>
+                <w:bCs/>
+              </w:rPr>
+              <w:t xml:space="preserve">Quarters checked</w:t>
+            </w:r>
+          </w:p>
+        </w:tc>
+        <w:tc>
+          <w:tcPr>
+            <w:tcW w:type="dxa" w:w="5800"/>
+          </w:tcPr>
+          <w:p>
+            <w:r>
+              <w:t xml:space="preserve">Sep-2025, Dec-2025, Mar-2026, Jun-2026</w:t>
+            </w:r>
+          </w:p>
+        </w:tc>
+      </w:tr>
+    </w:tbl>
+    <w:p>
+      <w:pPr>
+        <w:spacing w:after="120"/>
+      </w:pPr>
+      <w:r>
+        <w:rPr>
+          <w:color w:val="666666"/>
+          <w:sz w:val="18"/>
+          <w:szCs w:val="18"/>
+        </w:rPr>
+        <w:t xml:space="preserve">Promoter holding stable ~54.8-54.9% with zero pledge throughout; FIIs have been steadily adding since entering Dec-2024 (now ~3.1%), while public holding has diluted (45.2%-&gt;41.5% since Sep-2023) as institutional ownership builds.</w:t>
+      </w:r>
+    </w:p>
+    <w:p>
+      <w:pPr>
+        <w:spacing w:after="120"/>
+      </w:pPr>
+      <w:r>
+        <w:rPr>
+          <w:b/>
+          <w:bCs/>
+          <w:sz w:val="20"/>
+          <w:szCs w:val="20"/>
+        </w:rPr>
+        <w:t xml:space="preserve">Working capital:</w:t>
+      </w:r>
+    </w:p>
+    <w:tbl>
+      <w:tblPr>
+        <w:tblW w:type="dxa" w:w="9000"/>
+        <w:tblBorders>
+          <w:top w:val="single" w:color="auto" w:sz="4"/>
+          <w:left w:val="single" w:color="auto" w:sz="4"/>
+          <w:bottom w:val="single" w:color="auto" w:sz="4"/>
+          <w:right w:val="single" w:color="auto" w:sz="4"/>
+          <w:insideH w:val="single" w:color="auto" w:sz="4"/>
+          <w:insideV w:val="single" w:color="auto" w:sz="4"/>
+        </w:tblBorders>
+      </w:tblPr>
+      <w:tblGrid>
+        <w:gridCol w:w="3200"/>
+        <w:gridCol w:w="5800"/>
+      </w:tblGrid>
+      <w:tr>
+        <w:tc>
+          <w:tcPr>
+            <w:tcW w:type="dxa" w:w="3200"/>
+            <w:shd w:fill="F2F2F2" w:val="clear"/>
+          </w:tcPr>
+          <w:p>
+            <w:r>
+              <w:rPr>
+                <w:b/>
+                <w:bCs/>
+              </w:rPr>
+              <w:t xml:space="preserve">Inventory days</w:t>
+            </w:r>
+          </w:p>
+        </w:tc>
+        <w:tc>
+          <w:tcPr>
+            <w:tcW w:type="dxa" w:w="5800"/>
+          </w:tcPr>
+          <w:p>
+            <w:r>
+              <w:t xml:space="preserve">—</w:t>
+            </w:r>
+          </w:p>
+        </w:tc>
+      </w:tr>
+      <w:tr>
+        <w:tc>
+          <w:tcPr>
+            <w:tcW w:type="dxa" w:w="3200"/>
+            <w:shd w:fill="F2F2F2" w:val="clear"/>
+          </w:tcPr>
+          <w:p>
+            <w:r>
+              <w:rPr>
+                <w:b/>
+                <w:bCs/>
+              </w:rPr>
+              <w:t xml:space="preserve">Receivable days</w:t>
+            </w:r>
+          </w:p>
+        </w:tc>
+        <w:tc>
+          <w:tcPr>
+            <w:tcW w:type="dxa" w:w="5800"/>
+          </w:tcPr>
+          <w:p>
+            <w:r>
+              <w:t xml:space="preserve">203</w:t>
+            </w:r>
+          </w:p>
+        </w:tc>
+      </w:tr>
+      <w:tr>
+        <w:tc>
+          <w:tcPr>
+            <w:tcW w:type="dxa" w:w="3200"/>
+            <w:shd w:fill="F2F2F2" w:val="clear"/>
+          </w:tcPr>
+          <w:p>
+            <w:r>
+              <w:rPr>
+                <w:b/>
+                <w:bCs/>
+              </w:rPr>
+              <w:t xml:space="preserve">Payable days</w:t>
+            </w:r>
+          </w:p>
+        </w:tc>
+        <w:tc>
+          <w:tcPr>
+            <w:tcW w:type="dxa" w:w="5800"/>
+          </w:tcPr>
+          <w:p>
+            <w:r>
+              <w:t xml:space="preserve">—</w:t>
+            </w:r>
+          </w:p>
+        </w:tc>
+      </w:tr>
+      <w:tr>
+        <w:tc>
+          <w:tcPr>
+            <w:tcW w:type="dxa" w:w="3200"/>
+            <w:shd w:fill="F2F2F2" w:val="clear"/>
+          </w:tcPr>
+          <w:p>
+            <w:r>
+              <w:rPr>
+                <w:b/>
+                <w:bCs/>
+              </w:rPr>
+              <w:t xml:space="preserve">Cash conversion cycle</w:t>
+            </w:r>
+          </w:p>
+        </w:tc>
+        <w:tc>
+          <w:tcPr>
+            <w:tcW w:type="dxa" w:w="5800"/>
+          </w:tcPr>
+          <w:p>
+            <w:r>
+              <w:t xml:space="preserve">—</w:t>
+            </w:r>
+          </w:p>
+        </w:tc>
+      </w:tr>
+      <w:tr>
+        <w:tc>
+          <w:tcPr>
+            <w:tcW w:type="dxa" w:w="3200"/>
+            <w:shd w:fill="F2F2F2" w:val="clear"/>
+          </w:tcPr>
+          <w:p>
+            <w:r>
+              <w:rPr>
+                <w:b/>
+                <w:bCs/>
+              </w:rPr>
+              <w:t xml:space="preserve">3y trend</w:t>
+            </w:r>
+          </w:p>
+        </w:tc>
+        <w:tc>
+          <w:tcPr>
+            <w:tcW w:type="dxa" w:w="5800"/>
+          </w:tcPr>
+          <w:p>
+            <w:r>
+              <w:t xml:space="preserve">elongating</w:t>
+            </w:r>
+          </w:p>
+        </w:tc>
+      </w:tr>
+      <w:tr>
+        <w:tc>
+          <w:tcPr>
+            <w:tcW w:type="dxa" w:w="3200"/>
+            <w:shd w:fill="F2F2F2" w:val="clear"/>
+          </w:tcPr>
+          <w:p>
+            <w:r>
+              <w:rPr>
+                <w:b/>
+                <w:bCs/>
+              </w:rPr>
+              <w:t xml:space="preserve">Vs sector</w:t>
+            </w:r>
+          </w:p>
+        </w:tc>
+        <w:tc>
+          <w:tcPr>
+            <w:tcW w:type="dxa" w:w="5800"/>
+          </w:tcPr>
+          <w:p>
+            <w:r>
+              <w:t xml:space="preserve">unclear</w:t>
+            </w:r>
+          </w:p>
+        </w:tc>
+      </w:tr>
+    </w:tbl>
+    <w:p>
+      <w:pPr>
+        <w:spacing w:after="120"/>
+      </w:pPr>
+      <w:r>
+        <w:rPr>
+          <w:color w:val="666666"/>
+          <w:sz w:val="18"/>
+          <w:szCs w:val="18"/>
+        </w:rPr>
+        <w:t xml:space="preserve">Balance-sheet debtor days rose to ~203-208 by Mar-26 (screener.in) versus management's own concall framing of 165-170 elevated/targeting 155-160 -- a real discrepancy between the two readings; either way the direction is worsening and concurrent with FY26's collapse in CFO (Rs17cr vs Rs67cr PAT).</w:t>
+      </w:r>
+    </w:p>
+    <w:p>
+      <w:pPr>
+        <w:spacing w:after="120"/>
+      </w:pPr>
+      <w:r>
+        <w:rPr>
+          <w:b/>
+          <w:bCs/>
+          <w:sz w:val="20"/>
+          <w:szCs w:val="20"/>
+        </w:rPr>
+        <w:t xml:space="preserve">Sector KPIs:</w:t>
+      </w:r>
+    </w:p>
+    <w:p>
+      <w:pPr>
+        <w:pStyle w:val="ListParagraph"/>
+        <w:numPr>
+          <w:ilvl w:val="0"/>
+          <w:numId w:val="1"/>
+        </w:numPr>
+        <w:spacing w:after="60"/>
+      </w:pPr>
+      <w:r>
+        <w:t xml:space="preserve">EBITDA margin: 25.3% (Q1 FY27) vs 21.9% (Q1 FY26); guided to 27-28% for FY27 (improving)</w:t>
+      </w:r>
+    </w:p>
+    <w:p>
+      <w:pPr>
+        <w:pStyle w:val="ListParagraph"/>
+        <w:numPr>
+          <w:ilvl w:val="0"/>
+          <w:numId w:val="1"/>
+        </w:numPr>
+        <w:spacing w:after="60"/>
+      </w:pPr>
+      <w:r>
+        <w:t xml:space="preserve">Oncology revenue mix: ~20% of Q1 FY27 revenue (Rs30-35cr) vs ~26% previously guided; FY27 target Rs100-110cr (declining) — registration delays; management expects recovery by Q3-Q4 FY27</w:t>
+      </w:r>
+    </w:p>
+    <w:p>
+      <w:pPr>
+        <w:pStyle w:val="ListParagraph"/>
+        <w:numPr>
+          <w:ilvl w:val="0"/>
+          <w:numId w:val="1"/>
+        </w:numPr>
+        <w:spacing w:after="60"/>
+      </w:pPr>
+      <w:r>
+        <w:t xml:space="preserve">Debtor days: ~203-208 days (Mar-26, balance-sheet) vs management's own 155-160 target (declining) — worsening working-capital intensity</w:t>
+      </w:r>
+    </w:p>
+    <w:p>
+      <w:pPr>
+        <w:spacing w:after="120"/>
+      </w:pPr>
+      <w:r>
+        <w:rPr>
+          <w:b/>
+          <w:bCs/>
+          <w:sz w:val="20"/>
+          <w:szCs w:val="20"/>
+        </w:rPr>
+        <w:t xml:space="preserve">Scenario analysis (closest to: base):</w:t>
+      </w:r>
+    </w:p>
+    <w:tbl>
+      <w:tblPr>
+        <w:tblW w:type="dxa" w:w="9000"/>
+        <w:tblBorders>
+          <w:top w:val="single" w:color="auto" w:sz="4"/>
+          <w:left w:val="single" w:color="auto" w:sz="4"/>
+          <w:bottom w:val="single" w:color="auto" w:sz="4"/>
+          <w:right w:val="single" w:color="auto" w:sz="4"/>
+          <w:insideH w:val="single" w:color="auto" w:sz="4"/>
+          <w:insideV w:val="single" w:color="auto" w:sz="4"/>
+        </w:tblBorders>
+      </w:tblPr>
+      <w:tblGrid>
+        <w:gridCol w:w="3200"/>
+        <w:gridCol w:w="5800"/>
+      </w:tblGrid>
+      <w:tr>
+        <w:tc>
+          <w:tcPr>
+            <w:tcW w:type="dxa" w:w="3200"/>
+            <w:shd w:fill="F2F2F2" w:val="clear"/>
+          </w:tcPr>
+          <w:p>
+            <w:r>
+              <w:rPr>
+                <w:b/>
+                <w:bCs/>
+              </w:rPr>
+              <w:t xml:space="preserve">Bull</w:t>
+            </w:r>
+          </w:p>
+        </w:tc>
+        <w:tc>
+          <w:tcPr>
+            <w:tcW w:type="dxa" w:w="5800"/>
+          </w:tcPr>
+          <w:p>
+            <w:r>
+              <w:t xml:space="preserve">rev CAGR 40%, FY28 margin 30%, FY28 EPS 170, exit 28x, implied price 4760 (+30% vs CMP)</w:t>
+            </w:r>
+          </w:p>
+        </w:tc>
+      </w:tr>
+      <w:tr>
+        <w:tc>
+          <w:tcPr>
+            <w:tcW w:type="dxa" w:w="3200"/>
+            <w:shd w:fill="F2F2F2" w:val="clear"/>
+          </w:tcPr>
+          <w:p>
+            <w:r>
+              <w:rPr>
+                <w:b/>
+                <w:bCs/>
+              </w:rPr>
+              <w:t xml:space="preserve">Base</w:t>
+            </w:r>
+          </w:p>
+        </w:tc>
+        <w:tc>
+          <w:tcPr>
+            <w:tcW w:type="dxa" w:w="5800"/>
+          </w:tcPr>
+          <w:p>
+            <w:r>
+              <w:t xml:space="preserve">rev CAGR 28%, FY28 margin 27%, FY28 EPS 135, exit 22x, implied price 2970 (-19% vs CMP)</w:t>
+            </w:r>
+          </w:p>
+        </w:tc>
+      </w:tr>
+      <w:tr>
+        <w:tc>
+          <w:tcPr>
+            <w:tcW w:type="dxa" w:w="3200"/>
+            <w:shd w:fill="F2F2F2" w:val="clear"/>
+          </w:tcPr>
+          <w:p>
+            <w:r>
+              <w:rPr>
+                <w:b/>
+                <w:bCs/>
+              </w:rPr>
+              <w:t xml:space="preserve">Bear</w:t>
+            </w:r>
+          </w:p>
+        </w:tc>
+        <w:tc>
+          <w:tcPr>
+            <w:tcW w:type="dxa" w:w="5800"/>
+          </w:tcPr>
+          <w:p>
+            <w:r>
+              <w:t xml:space="preserve">rev CAGR 15%, FY28 margin 20%, FY28 EPS 85, exit 15x, implied price 1275 (-65% vs CMP)</w:t>
+            </w:r>
+          </w:p>
+        </w:tc>
+      </w:tr>
+    </w:tbl>
+    <w:p>
+      <w:pPr>
+        <w:spacing w:after="120"/>
+      </w:pPr>
+      <w:r>
+        <w:rPr>
+          <w:color w:val="666666"/>
+          <w:sz w:val="18"/>
+          <w:szCs w:val="18"/>
+        </w:rPr>
+        <w:t xml:space="preserve">Base case assumes the FY27 guide is delivered (~27% margin, ~Rs105-135 EPS run-rate) with continued 25-30% growth into FY28 at a ~22x exit -- roughly consistent with 'priced-in'. Bull needs the full oncology/biologics ramp plus margin to 30%+; bear needs the receivables/cash-conversion problem to force a de-rating even if the P&amp;L keeps growing.</w:t>
+      </w:r>
+    </w:p>
+    <w:p>
+      <w:pPr>
+        <w:pStyle w:val="Heading1"/>
+        <w:spacing w:after="120" w:before="280"/>
+      </w:pPr>
+      <w:r>
+        <w:t xml:space="preserve">Technical Read (Weekly / Monthly MACD + Bollinger Bands, or RSI/CCI/Williams %R proxy)</w:t>
+      </w:r>
+    </w:p>
+    <w:p>
+      <w:pPr>
+        <w:spacing w:after="120"/>
+      </w:pPr>
+      <w:r>
+        <w:t xml:space="preserve">Stock has already risen roughly 8x from ~Rs 300 to a new 52-week high near Rs 3,725 within about a year, per a long-time community poster's own account; not independently charted further this pass.</w:t>
+      </w:r>
+    </w:p>
+    <w:p>
+      <w:pPr>
+        <w:pStyle w:val="Heading1"/>
+        <w:spacing w:after="120" w:before="280"/>
+      </w:pPr>
+      <w:r>
+        <w:t xml:space="preserve">ValuePickr Community Signal</w:t>
+      </w:r>
+    </w:p>
+    <w:p>
+      <w:pPr>
+        <w:spacing w:after="120"/>
+      </w:pPr>
+      <w:r>
+        <w:t xml:space="preserve">Read the most recent 50 of 107 fetched posts (2022-11 to 2026-06), single batch (first-time read). Early sentiment (2022-2023) was skeptical -- one poster explicitly called out apparent promotional pushing by a specific user (Aarti) and suspected a 'dumping' pattern. Sentiment shifted decisively bullish through 2025-2026 as regulatory approvals (SFDA GMP, Mexico Cyclophosphamide approval) and then genuinely strong Q1 FY27 results materialized alongside detailed, specific FY26-FY29 management guidance presented at an investor conference. The most recent posts (Jun 2026) show the same early-skeptic dynamic resolved in the bulls' favor, with the previously-doubted poster (Aarti) publicly noting the stock's 8x move as vindication.</w:t>
+      </w:r>
+    </w:p>
+    <w:p>
+      <w:pPr>
+        <w:spacing w:after="120"/>
+      </w:pPr>
+      <w:r>
+        <w:rPr>
+          <w:b/>
+          <w:bCs/>
+          <w:sz w:val="20"/>
+          <w:szCs w:val="20"/>
+        </w:rPr>
+        <w:t xml:space="preserve">High-conviction call from a top contributor: </w:t>
+      </w:r>
+      <w:r>
+        <w:rPr>
+          <w:sz w:val="20"/>
+          <w:szCs w:val="20"/>
+        </w:rPr>
+        <w:t xml:space="preserve">vikasbargale (trusted, elevated, invested at only a measured 2% allocation) was the most engaged recent tracker, sharing AGM content and investor presentations, but consistently pushed back on overly optimistic community projections, explicitly asking for conservative growth/margin/PE assumptions and a margin of safety -- a notably disciplined stance from an invested trusted user, not blind promotion. Chandragupta (trusted, elevated) asked an early (2024) unanswered question about US FDA approval and biologics progress. tjjeykumar (non-trusted) flagged a genuine, unresolved working-capital concern in Jan 2025: working capital cycle had doubled and roughly half of sales sit in receivables.</w:t>
+      </w:r>
+    </w:p>
+    <w:p>
+      <w:pPr>
+        <w:pStyle w:val="Heading1"/>
+        <w:spacing w:after="120" w:before="280"/>
+      </w:pPr>
+      <w:r>
+        <w:t xml:space="preserve">Trusted-User Signals (Ongoing)</w:t>
+      </w:r>
+    </w:p>
+    <w:p>
+      <w:pPr>
+        <w:spacing w:after="120"/>
+      </w:pPr>
       <w:r>
         <w:rPr>
           <w:i/>
@@ -944,6 +3391,30 @@
           <w:sz w:val="18"/>
           <w:szCs w:val="18"/>
         </w:rPr>
+        <w:t xml:space="preserve">Every time a trusted user expresses clear conviction on this stock, most recent first — this section accumulates over time, it isn't a one-time snapshot.</w:t>
+      </w:r>
+    </w:p>
+    <w:p>
+      <w:pPr>
+        <w:spacing w:after="100"/>
+      </w:pPr>
+      <w:r>
+        <w:rPr>
+          <w:b/>
+          <w:bCs/>
+          <w:sz w:val="20"/>
+          <w:szCs w:val="20"/>
+        </w:rPr>
+        <w:t xml:space="preserve">2026-03-04 — vikasbargale</w:t>
+      </w:r>
+      <w:r>
+        <w:rPr>
+          <w:i/>
+          <w:iCs/>
+          <w:color w:val="666666"/>
+          <w:sz w:val="18"/>
+          <w:szCs w:val="18"/>
+        </w:rPr>
         <w:t xml:space="preserve"> (Kwality Pharmaceuticals)</w:t>
       </w:r>
       <w:r>
@@ -991,33 +3462,46 @@
         <w:spacing w:after="60"/>
       </w:pPr>
       <w:r>
-        <w:t xml:space="preserve">Genuine, specific recent-quarter inflection (Q1 FY27 revenue +46% YoY, PAT +119% YoY) backed by concrete, named-conference management guidance through FY29</w:t>
-      </w:r>
-    </w:p>
-    <w:p>
-      <w:pPr>
-        <w:pStyle w:val="ListParagraph"/>
-        <w:numPr>
-          <w:ilvl w:val="0"/>
-          <w:numId w:val="1"/>
-        </w:numPr>
-        <w:spacing w:after="60"/>
-      </w:pPr>
-      <w:r>
-        <w:t xml:space="preserve">Regulatory approvals accumulating (SFDA GMP for two Amritsar units, Mexico regulatory approval for an oncology drug) supporting the stated export/oncology-mix-shift strategy</w:t>
-      </w:r>
-    </w:p>
-    <w:p>
-      <w:pPr>
-        <w:pStyle w:val="ListParagraph"/>
-        <w:numPr>
-          <w:ilvl w:val="0"/>
-          <w:numId w:val="1"/>
-        </w:numPr>
-        <w:spacing w:after="60"/>
-      </w:pPr>
-      <w:r>
-        <w:t xml:space="preserve">A trusted, invested user's own disciplined position sizing (2% allocation despite conviction) reflects a measured rather than speculative read on the opportunity</w:t>
+        <w:t xml:space="preserve">FY27 revenue guidance raised twice within the year (Rs600cr -&gt; Rs650cr -&gt; Rs700cr+) and Q1 FY27 (+46% revenue / +116-119% PAT) is tracking it, with EBITDA margin already up to 25.3% from 21.9% YoY</w:t>
+      </w:r>
+    </w:p>
+    <w:p>
+      <w:pPr>
+        <w:pStyle w:val="ListParagraph"/>
+        <w:numPr>
+          <w:ilvl w:val="0"/>
+          <w:numId w:val="1"/>
+        </w:numPr>
+        <w:spacing w:after="60"/>
+      </w:pPr>
+      <w:r>
+        <w:t xml:space="preserve">Multiple new growth engines under construction with capital already committed: hormone plant (Unit 6, Rs65cr capex, ~50% incurred, commercial Q3 FY27) and a biologics/biosimilar platform (Unit 5, Rs195cr+, Erythropoietin trials from late 2026, biosimilar KEYTRUDA targeted end-2028)</w:t>
+      </w:r>
+    </w:p>
+    <w:p>
+      <w:pPr>
+        <w:pStyle w:val="ListParagraph"/>
+        <w:numPr>
+          <w:ilvl w:val="0"/>
+          <w:numId w:val="1"/>
+        </w:numPr>
+        <w:spacing w:after="60"/>
+      </w:pPr>
+      <w:r>
+        <w:t xml:space="preserve">Capex being funded from operating cash flow plus an already-secured, unutilised extended loan -- no QIP/preferential dilution planned; gross D/E has actually fallen from 0.44 (FY24) to 0.39 (FY26)</w:t>
+      </w:r>
+    </w:p>
+    <w:p>
+      <w:pPr>
+        <w:pStyle w:val="ListParagraph"/>
+        <w:numPr>
+          <w:ilvl w:val="0"/>
+          <w:numId w:val="1"/>
+        </w:numPr>
+        <w:spacing w:after="60"/>
+      </w:pPr>
+      <w:r>
+        <w:t xml:space="preserve">Zero promoter pledge, promoter holding stable ~54.9%, and FIIs have been steadily building a position since entering in Dec-2024</w:t>
       </w:r>
     </w:p>
     <w:p>
@@ -1039,20 +3523,46 @@
         <w:spacing w:after="60"/>
       </w:pPr>
       <w:r>
-        <w:t xml:space="preserve">The stock has already appreciated roughly 8x within about a year -- a large amount of the growth inflection may already be priced in</w:t>
-      </w:r>
-    </w:p>
-    <w:p>
-      <w:pPr>
-        <w:pStyle w:val="ListParagraph"/>
-        <w:numPr>
-          <w:ilvl w:val="0"/>
-          <w:numId w:val="1"/>
-        </w:numPr>
-        <w:spacing w:after="60"/>
-      </w:pPr>
-      <w:r>
-        <w:t xml:space="preserve">A genuine, unresolved working-capital concern was flagged (doubled working-capital cycle, ~50% of sales in receivables) and has not been directly addressed by management in the thread</w:t>
+        <w:t xml:space="preserve">FY26 cash conversion deteriorated sharply -- operating cash flow fell to Rs17 Cr against Rs67 Cr PAT (CFO/PAT ~25-32%, down from ~85% in FY25) as debtor days rose to ~203-208 (balance-sheet read) -- the working-capital concern flagged qualitatively last pass is now visible in hard FY26 numbers</w:t>
+      </w:r>
+    </w:p>
+    <w:p>
+      <w:pPr>
+        <w:pStyle w:val="ListParagraph"/>
+        <w:numPr>
+          <w:ilvl w:val="0"/>
+          <w:numId w:val="1"/>
+        </w:numPr>
+        <w:spacing w:after="60"/>
+      </w:pPr>
+      <w:r>
+        <w:t xml:space="preserve">The oncology mix-shift at the centre of the FY29 margin thesis is itself running behind management's own prior guide (~20% actual vs ~26% previously guided in Q1 FY27) due to registration delays</w:t>
+      </w:r>
+    </w:p>
+    <w:p>
+      <w:pPr>
+        <w:pStyle w:val="ListParagraph"/>
+        <w:numPr>
+          <w:ilvl w:val="0"/>
+          <w:numId w:val="1"/>
+        </w:numPr>
+        <w:spacing w:after="60"/>
+      </w:pPr>
+      <w:r>
+        <w:t xml:space="preserve">The stock has already appreciated roughly 8x within about a year to a ~44-47x trailing P/E and ~10.8x book -- a large amount of the growth inflection looks already priced in</w:t>
+      </w:r>
+    </w:p>
+    <w:p>
+      <w:pPr>
+        <w:pStyle w:val="ListParagraph"/>
+        <w:numPr>
+          <w:ilvl w:val="0"/>
+          <w:numId w:val="1"/>
+        </w:numPr>
+        <w:spacing w:after="60"/>
+      </w:pPr>
+      <w:r>
+        <w:t xml:space="preserve">A previously floated promoter-linked JV (Calor Biopharma, with promoter Ramesh Arora and associate Deepak Bansal, for an oncology plant) is now quietly on hold, with no shareholder dividend despite a 34.8% 5-year profit CAGR</w:t>
       </w:r>
     </w:p>
     <w:p>
@@ -1086,7 +3596,7 @@
           <w:b/>
           <w:bCs/>
         </w:rPr>
-        <w:t xml:space="preserve">Small/Mid-cap (~Rs 3,250-3,570 Cr)</w:t>
+        <w:t xml:space="preserve">Small/Mid-cap (~Rs 3,660-3,800 Cr)</w:t>
       </w:r>
     </w:p>
     <w:p>
@@ -1137,7 +3647,7 @@
           <w:sz w:val="20"/>
           <w:szCs w:val="20"/>
         </w:rPr>
-        <w:t xml:space="preserve">Oncology-mix-shift + export/regulatory approvals (SFDA GMP, Mexico oncology approval) is a real, guidance-corroborated structural tailwind; concrete FY29 targets (Rs1,000-1,100cr revenue) support tam; no distinct moat described for a generics/oncology API maker — no; stock already ~8x in a year — much of the inflection is priced — valuation no. Doubled working-capital cycle (~50% of sales in receivables) is a separate unresolved concern.</w:t>
+        <w:t xml:space="preserve">Oncology/hormone/biologics mix-shift is a real, guidance-corroborated structural tailwind (twice-raised FY27 guide); concrete FY29 targets (Rs1,000-1,100cr revenue) support tam; no distinct moat for a generics/injectables exporter beyond GMP certifications and distributor relationships -- no; stock already ~8x in a year at ~45x P/E -- valuation no. FY26 cash-conversion deterioration (CFO Rs17cr vs PAT Rs67cr) and a slipped oncology sub-target are separate, newly-confirmed concerns not captured by the box exercise itself.</w:t>
       </w:r>
     </w:p>
     <w:p>
@@ -1160,46 +3670,59 @@
           <w:sz w:val="24"/>
           <w:szCs w:val="24"/>
         </w:rPr>
-        <w:t xml:space="preserve">A real, guidance-backed growth inflection -- but the easy multiple-re-rating money looks already made, and receivables need watching</w:t>
-      </w:r>
-    </w:p>
-    <w:p>
-      <w:pPr>
-        <w:pStyle w:val="ListParagraph"/>
-        <w:numPr>
-          <w:ilvl w:val="0"/>
-          <w:numId w:val="1"/>
-        </w:numPr>
-        <w:spacing w:after="60"/>
-      </w:pPr>
-      <w:r>
-        <w:t xml:space="preserve">This is a textbook 'weak trailing average hides a real recent-quarter inflection' case -- negative 3yr ROE/ROCE alongside a genuine, specific, guidance-corroborated acceleration, warranting an unconfirmed 10x tag per this project's rule rather than a 'neither' verdict</w:t>
-      </w:r>
-    </w:p>
-    <w:p>
-      <w:pPr>
-        <w:pStyle w:val="ListParagraph"/>
-        <w:numPr>
-          <w:ilvl w:val="0"/>
-          <w:numId w:val="1"/>
-        </w:numPr>
-        <w:spacing w:after="60"/>
-      </w:pPr>
-      <w:r>
-        <w:t xml:space="preserve">Low-Medium conviction, not higher: the stock's ~8x run-up over the past year means much of the re-rating from the inflection itself may already be reflected in the price, and a real, unresolved receivables/working-capital concern has not been addressed by management</w:t>
-      </w:r>
-    </w:p>
-    <w:p>
-      <w:pPr>
-        <w:pStyle w:val="ListParagraph"/>
-        <w:numPr>
-          <w:ilvl w:val="0"/>
-          <w:numId w:val="1"/>
-        </w:numPr>
-        <w:spacing w:after="60"/>
-      </w:pPr>
-      <w:r>
-        <w:t xml:space="preserve">Revisit closer to FY27 results to check whether the ₹650 Cr revenue / &gt;₹100 Cr PAT guidance is tracking, and whether receivables have normalized</w:t>
+        <w:t xml:space="preserve">A real, twice-raised guidance inflection -- but FY26 hard numbers now show cash conversion has deteriorated materially, and the easy re-rating money looks already made</w:t>
+      </w:r>
+    </w:p>
+    <w:p>
+      <w:pPr>
+        <w:pStyle w:val="ListParagraph"/>
+        <w:numPr>
+          <w:ilvl w:val="0"/>
+          <w:numId w:val="1"/>
+        </w:numPr>
+        <w:spacing w:after="60"/>
+      </w:pPr>
+      <w:r>
+        <w:t xml:space="preserve">This remains the 'weak trailing average hides a real recent-quarter inflection' pattern, now corroborated by a full FY26 (revenue +36%, PAT +69%) and a twice-raised FY27 guide (Rs600cr-&gt;650cr-&gt;700cr+) that Q1 FY27 is tracking -- warranting the unconfirmed 10x tag rather than 'neither' per this project's rule (four_box score 2.0, growth un-ignorable per phreak's carve-out)</w:t>
+      </w:r>
+    </w:p>
+    <w:p>
+      <w:pPr>
+        <w:pStyle w:val="ListParagraph"/>
+        <w:numPr>
+          <w:ilvl w:val="0"/>
+          <w:numId w:val="1"/>
+        </w:numPr>
+        <w:spacing w:after="60"/>
+      </w:pPr>
+      <w:r>
+        <w:t xml:space="preserve">Conviction held at Low-Medium, not raised: the deep dive found the qualitatively-flagged receivables concern is now a hard FY26 number -- operating cash flow fell to Rs17 Cr against Rs67 Cr PAT (CFO/PAT ~25-32%, down from ~85% FY25) -- and the oncology mix-shift central to the FY29 margin case slipped versus its own prior guide (~20% vs ~26%). These offset the positive guidance-raise news</w:t>
+      </w:r>
+    </w:p>
+    <w:p>
+      <w:pPr>
+        <w:pStyle w:val="ListParagraph"/>
+        <w:numPr>
+          <w:ilvl w:val="0"/>
+          <w:numId w:val="1"/>
+        </w:numPr>
+        <w:spacing w:after="60"/>
+      </w:pPr>
+      <w:r>
+        <w:t xml:space="preserve">The stock's ~8x run-up over the past year to ~44-47x P/E means much of the re-rating from the inflection itself looks already reflected in the price</w:t>
+      </w:r>
+    </w:p>
+    <w:p>
+      <w:pPr>
+        <w:pStyle w:val="ListParagraph"/>
+        <w:numPr>
+          <w:ilvl w:val="0"/>
+          <w:numId w:val="1"/>
+        </w:numPr>
+        <w:spacing w:after="60"/>
+      </w:pPr>
+      <w:r>
+        <w:t xml:space="preserve">Revisit at Q3 FY27 (oncology mix recovery + hormone-plant commercial start expected) to check whether receivables/cash conversion have normalised and whether the FY27 Rs700cr+/Rs109cr+ guide is still tracking</w:t>
       </w:r>
     </w:p>
     <w:p>

--- a/projects/valuepickr-open-screen/docs/Kwality Pharmaceuticals.docx
+++ b/projects/valuepickr-open-screen/docs/Kwality Pharmaceuticals.docx
@@ -3741,6 +3741,179 @@
           <w:szCs w:val="18"/>
         </w:rPr>
         <w:t xml:space="preserve">This is independent research and analysis for informational purposes only, not personalized financial or investment advice. Past multi-bagger performance and forum/social sentiment are not indicators of future returns. Do your own due diligence before investing.</w:t>
+      </w:r>
+    </w:p>
+    <w:p/>
+    <w:p>
+      <w:r>
+        <w:rPr>
+          <w:b/>
+          <w:sz w:val="28"/>
+        </w:rPr>
+        <w:t>🔄 RESEARCH UPDATE - 2026-10-05</w:t>
+      </w:r>
+    </w:p>
+    <w:p>
+      <w:r>
+        <w:rPr>
+          <w:b/>
+        </w:rPr>
+        <w:t>📊 Key Metrics:</w:t>
+      </w:r>
+    </w:p>
+    <w:p>
+      <w:pPr>
+        <w:ind w:left="360"/>
+      </w:pPr>
+      <w:r>
+        <w:t xml:space="preserve">  • Company: Kwality Pharmaceuticals Ltd</w:t>
+      </w:r>
+    </w:p>
+    <w:p>
+      <w:pPr>
+        <w:ind w:left="360"/>
+      </w:pPr>
+      <w:r>
+        <w:t xml:space="preserve">  • Conviction: Not rated</w:t>
+      </w:r>
+    </w:p>
+    <w:p>
+      <w:pPr>
+        <w:ind w:left="360"/>
+      </w:pPr>
+      <w:r>
+        <w:t xml:space="preserve">  • Thesis: 10x-in-2-3-years</w:t>
+      </w:r>
+    </w:p>
+    <w:p>
+      <w:pPr>
+        <w:ind w:left="360"/>
+      </w:pPr>
+      <w:r>
+        <w:t xml:space="preserve">  • 4-Box Score: 2.0</w:t>
+      </w:r>
+    </w:p>
+    <w:p>
+      <w:pPr>
+        <w:ind w:left="360"/>
+      </w:pPr>
+      <w:r>
+        <w:t xml:space="preserve">  • Research Date: 2026-09-18</w:t>
+      </w:r>
+    </w:p>
+    <w:p>
+      <w:pPr>
+        <w:ind w:left="360"/>
+      </w:pPr>
+      <w:r>
+        <w:t xml:space="preserve">  • Red Flag: None</w:t>
+      </w:r>
+    </w:p>
+    <w:p/>
+    <w:p>
+      <w:r>
+        <w:rPr>
+          <w:b/>
+        </w:rPr>
+        <w:t>📝 Verdict:</w:t>
+      </w:r>
+    </w:p>
+    <w:p>
+      <w:pPr>
+        <w:ind w:left="360"/>
+      </w:pPr>
+      <w:r>
+        <w:t>A real, twice-raised guidance inflection -- but FY26 hard numbers now show cash conversion has deteriorated materially, and the easy re-rating money looks already made</w:t>
+      </w:r>
+    </w:p>
+    <w:p/>
+    <w:p>
+      <w:r>
+        <w:rPr>
+          <w:b/>
+        </w:rPr>
+        <w:t>📈 Bull Case:</w:t>
+      </w:r>
+    </w:p>
+    <w:p>
+      <w:pPr>
+        <w:ind w:left="360"/>
+      </w:pPr>
+      <w:r>
+        <w:t>FY27 revenue guidance raised twice within the year (Rs600cr -&gt; Rs650cr -&gt; Rs700cr+) and Q1 FY27 (+46% revenue / +116-119% PAT) is tracking it, with EBITDA margin already up to 25.3% from 21.9% YoY</w:t>
+      </w:r>
+    </w:p>
+    <w:p>
+      <w:pPr>
+        <w:ind w:left="360"/>
+      </w:pPr>
+      <w:r>
+        <w:t>Multiple new growth engines under construction with capital already committed: hormone plant (Unit 6, Rs65cr capex, ~50% incurred, commercial Q3 FY27) and a biologics/biosimilar platform (Unit 5, Rs195cr+, Erythropoietin trials from late 2026, biosimilar KEYTRUDA targeted end-2028)</w:t>
+      </w:r>
+    </w:p>
+    <w:p>
+      <w:pPr>
+        <w:ind w:left="360"/>
+      </w:pPr>
+      <w:r>
+        <w:t>Capex being funded from operating cash flow plus an already-secured, unutilised extended loan -- no QIP/preferential dilution planned; gross D/E has actually fallen from 0.44 (FY24) to 0.39 (FY26)</w:t>
+      </w:r>
+    </w:p>
+    <w:p>
+      <w:pPr>
+        <w:ind w:left="360"/>
+      </w:pPr>
+      <w:r>
+        <w:t>Zero promoter pledge, promoter holding stable ~54.9%, and FIIs have been steadily building a position since entering in Dec-2024</w:t>
+      </w:r>
+    </w:p>
+    <w:p/>
+    <w:p>
+      <w:r>
+        <w:rPr>
+          <w:b/>
+        </w:rPr>
+        <w:t>📉 Bear Case:</w:t>
+      </w:r>
+    </w:p>
+    <w:p>
+      <w:pPr>
+        <w:ind w:left="360"/>
+      </w:pPr>
+      <w:r>
+        <w:t>FY26 cash conversion deteriorated sharply -- operating cash flow fell to Rs17 Cr against Rs67 Cr PAT (CFO/PAT ~25-32%, down from ~85% in FY25) as debtor days rose to ~203-208 (balance-sheet read) -- the working-capital concern flagged qualitatively last pass is now visible in hard FY26 numbers</w:t>
+      </w:r>
+    </w:p>
+    <w:p>
+      <w:pPr>
+        <w:ind w:left="360"/>
+      </w:pPr>
+      <w:r>
+        <w:t>The oncology mix-shift at the centre of the FY29 margin thesis is itself running behind management's own prior guide (~20% actual vs ~26% previously guided in Q1 FY27) due to registration delays</w:t>
+      </w:r>
+    </w:p>
+    <w:p>
+      <w:pPr>
+        <w:ind w:left="360"/>
+      </w:pPr>
+      <w:r>
+        <w:t>The stock has already appreciated roughly 8x within about a year to a ~44-47x trailing P/E and ~10.8x book -- a large amount of the growth inflection looks already priced in</w:t>
+      </w:r>
+    </w:p>
+    <w:p>
+      <w:pPr>
+        <w:ind w:left="360"/>
+      </w:pPr>
+      <w:r>
+        <w:t>A previously floated promoter-linked JV (Calor Biopharma, with promoter Ramesh Arora and associate Deepak Bansal, for an oncology plant) is now quietly on hold, with no shareholder dividend despite a 34.8% 5-year profit CAGR</w:t>
+      </w:r>
+    </w:p>
+    <w:p>
+      <w:pPr>
+        <w:ind w:left="360"/>
+      </w:pPr>
+      <w:r>
+        <w:t>Early community history included explicit suspicion of promotional/pump-style posting around this stock, a pattern worth remaining alert to even though the fundamentals have since genuinely improved</w:t>
       </w:r>
     </w:p>
     <w:sectPr>
